--- a/lessons/5-5/readiness/practice.docx
+++ b/lessons/5-5/readiness/practice.docx
@@ -86,7 +86,1397 @@
     </w:p>
     <w:p>
       <w:pPr>
-        <w:spacing w:after="120" w:before="0"/>
+        <w:spacing w:after="60" w:before="120"/>
+      </w:pPr>
+      <w:r>
+        <w:rPr>
+          <w:b/>
+          <w:bCs/>
+          <w:color w:val="0F2B3C"/>
+          <w:sz w:val="24"/>
+          <w:szCs w:val="24"/>
+        </w:rPr>
+        <w:t xml:space="preserve">Vocabulary Anchor Box</w:t>
+      </w:r>
+    </w:p>
+    <w:tbl>
+      <w:tblPr>
+        <w:tblW w:type="dxa" w:w="9360"/>
+        <w:tblBorders>
+          <w:top w:val="single" w:color="C7D2DD" w:sz="6"/>
+          <w:left w:val="single" w:color="C7D2DD" w:sz="6"/>
+          <w:bottom w:val="single" w:color="C7D2DD" w:sz="6"/>
+          <w:right w:val="single" w:color="C7D2DD" w:sz="6"/>
+          <w:insideH w:val="single" w:color="C7D2DD" w:sz="6"/>
+          <w:insideV w:val="single" w:color="C7D2DD" w:sz="6"/>
+        </w:tblBorders>
+      </w:tblPr>
+      <w:tblGrid>
+        <w:gridCol w:w="1800"/>
+        <w:gridCol w:w="3160"/>
+        <w:gridCol w:w="2200"/>
+        <w:gridCol w:w="2200"/>
+      </w:tblGrid>
+      <w:tr>
+        <w:trPr>
+          <w:cantSplit/>
+          <w:tblHeader/>
+        </w:trPr>
+        <w:tc>
+          <w:tcPr>
+            <w:tcW w:type="dxa" w:w="1800"/>
+            <w:shd w:fill="EEF4F8" w:color="auto" w:val="clear"/>
+            <w:tcMar>
+              <w:top w:type="dxa" w:w="60"/>
+              <w:left w:type="dxa" w:w="100"/>
+              <w:bottom w:type="dxa" w:w="60"/>
+              <w:right w:type="dxa" w:w="100"/>
+            </w:tcMar>
+          </w:tcPr>
+          <w:p>
+            <w:pPr>
+              <w:spacing w:after="0" w:before="0"/>
+            </w:pPr>
+            <w:r>
+              <w:rPr>
+                <w:b/>
+                <w:bCs/>
+                <w:color w:val="0F2B3C"/>
+                <w:sz w:val="18"/>
+                <w:szCs w:val="18"/>
+              </w:rPr>
+              <w:t xml:space="preserve">Concept Term</w:t>
+            </w:r>
+          </w:p>
+        </w:tc>
+        <w:tc>
+          <w:tcPr>
+            <w:tcW w:type="dxa" w:w="3160"/>
+            <w:shd w:fill="EEF4F8" w:color="auto" w:val="clear"/>
+            <w:tcMar>
+              <w:top w:type="dxa" w:w="60"/>
+              <w:left w:type="dxa" w:w="100"/>
+              <w:bottom w:type="dxa" w:w="60"/>
+              <w:right w:type="dxa" w:w="100"/>
+            </w:tcMar>
+          </w:tcPr>
+          <w:p>
+            <w:pPr>
+              <w:spacing w:after="0" w:before="0"/>
+            </w:pPr>
+            <w:r>
+              <w:rPr>
+                <w:b/>
+                <w:bCs/>
+                <w:color w:val="0F2B3C"/>
+                <w:sz w:val="18"/>
+                <w:szCs w:val="18"/>
+              </w:rPr>
+              <w:t xml:space="preserve">Student-Friendly Definition</w:t>
+            </w:r>
+          </w:p>
+        </w:tc>
+        <w:tc>
+          <w:tcPr>
+            <w:tcW w:type="dxa" w:w="2200"/>
+            <w:shd w:fill="EEF4F8" w:color="auto" w:val="clear"/>
+            <w:tcMar>
+              <w:top w:type="dxa" w:w="60"/>
+              <w:left w:type="dxa" w:w="100"/>
+              <w:bottom w:type="dxa" w:w="60"/>
+              <w:right w:type="dxa" w:w="100"/>
+            </w:tcMar>
+          </w:tcPr>
+          <w:p>
+            <w:pPr>
+              <w:spacing w:after="0" w:before="0"/>
+            </w:pPr>
+            <w:r>
+              <w:rPr>
+                <w:b/>
+                <w:bCs/>
+                <w:color w:val="0F2B3C"/>
+                <w:sz w:val="18"/>
+                <w:szCs w:val="18"/>
+              </w:rPr>
+              <w:t xml:space="preserve">Non-Example</w:t>
+            </w:r>
+          </w:p>
+        </w:tc>
+        <w:tc>
+          <w:tcPr>
+            <w:tcW w:type="dxa" w:w="2200"/>
+            <w:shd w:fill="EEF4F8" w:color="auto" w:val="clear"/>
+            <w:tcMar>
+              <w:top w:type="dxa" w:w="60"/>
+              <w:left w:type="dxa" w:w="100"/>
+              <w:bottom w:type="dxa" w:w="60"/>
+              <w:right w:type="dxa" w:w="100"/>
+            </w:tcMar>
+          </w:tcPr>
+          <w:p>
+            <w:pPr>
+              <w:spacing w:after="0" w:before="0"/>
+            </w:pPr>
+            <w:r>
+              <w:rPr>
+                <w:b/>
+                <w:bCs/>
+                <w:color w:val="0F2B3C"/>
+                <w:sz w:val="18"/>
+                <w:szCs w:val="18"/>
+              </w:rPr>
+              <w:t xml:space="preserve">Visual Clue</w:t>
+            </w:r>
+          </w:p>
+        </w:tc>
+      </w:tr>
+      <w:tr>
+        <w:trPr>
+          <w:cantSplit/>
+        </w:trPr>
+        <w:tc>
+          <w:tcPr>
+            <w:tcW w:type="dxa" w:w="1800"/>
+            <w:tcMar>
+              <w:top w:type="dxa" w:w="60"/>
+              <w:left w:type="dxa" w:w="100"/>
+              <w:bottom w:type="dxa" w:w="60"/>
+              <w:right w:type="dxa" w:w="100"/>
+            </w:tcMar>
+            <w:vAlign w:val="top"/>
+          </w:tcPr>
+          <w:p>
+            <w:pPr>
+              <w:spacing w:after="20" w:before="0"/>
+            </w:pPr>
+            <w:r>
+              <w:rPr>
+                <w:b/>
+                <w:bCs/>
+                <w:color w:val="0F2B3C"/>
+                <w:sz w:val="20"/>
+                <w:szCs w:val="20"/>
+              </w:rPr>
+              <w:t xml:space="preserve">Volume with Whole-Number Edges</w:t>
+            </w:r>
+          </w:p>
+          <w:p>
+            <w:pPr>
+              <w:spacing w:after="0" w:before="0"/>
+            </w:pPr>
+            <w:r>
+              <w:rPr>
+                <w:i/>
+                <w:iCs/>
+                <w:color w:val="5E6E7E"/>
+                <w:sz w:val="18"/>
+                <w:szCs w:val="18"/>
+              </w:rPr>
+              <w:t xml:space="preserve">Volumen con aristas de números enteros</w:t>
+            </w:r>
+          </w:p>
+        </w:tc>
+        <w:tc>
+          <w:tcPr>
+            <w:tcW w:type="dxa" w:w="3160"/>
+            <w:tcMar>
+              <w:top w:type="dxa" w:w="60"/>
+              <w:left w:type="dxa" w:w="100"/>
+              <w:bottom w:type="dxa" w:w="60"/>
+              <w:right w:type="dxa" w:w="100"/>
+            </w:tcMar>
+            <w:vAlign w:val="top"/>
+          </w:tcPr>
+          <w:p>
+            <w:pPr>
+              <w:spacing w:after="0" w:before="0"/>
+            </w:pPr>
+            <w:r>
+              <w:rPr>
+                <w:sz w:val="19"/>
+                <w:szCs w:val="19"/>
+              </w:rPr>
+              <w:t xml:space="preserve">The number of unit cubes inside a rectangular prism. Formula: V = l × w × h.</w:t>
+            </w:r>
+          </w:p>
+        </w:tc>
+        <w:tc>
+          <w:tcPr>
+            <w:tcW w:type="dxa" w:w="2200"/>
+            <w:tcMar>
+              <w:top w:type="dxa" w:w="60"/>
+              <w:left w:type="dxa" w:w="100"/>
+              <w:bottom w:type="dxa" w:w="60"/>
+              <w:right w:type="dxa" w:w="100"/>
+            </w:tcMar>
+            <w:vAlign w:val="top"/>
+          </w:tcPr>
+          <w:p>
+            <w:pPr>
+              <w:spacing w:after="30" w:before="0"/>
+            </w:pPr>
+            <w:r>
+              <w:rPr>
+                <w:i/>
+                <w:iCs/>
+                <w:color w:val="5E6E7E"/>
+                <w:sz w:val="18"/>
+                <w:szCs w:val="18"/>
+              </w:rPr>
+              <w:t xml:space="preserve">Not Volume with Whole-Number Edges: write a counter-example that does not fit the rule.</w:t>
+            </w:r>
+          </w:p>
+          <w:p>
+            <w:pPr>
+              <w:spacing w:after="50" w:before="0"/>
+            </w:pPr>
+            <w:r>
+              <w:rPr>
+                <w:color w:val="BBBBBB"/>
+                <w:sz w:val="18"/>
+                <w:szCs w:val="18"/>
+              </w:rPr>
+              <w:t xml:space="preserve">____________________________</w:t>
+            </w:r>
+          </w:p>
+        </w:tc>
+        <w:tc>
+          <w:tcPr>
+            <w:tcW w:type="dxa" w:w="2200"/>
+            <w:tcMar>
+              <w:top w:type="dxa" w:w="60"/>
+              <w:left w:type="dxa" w:w="100"/>
+              <w:bottom w:type="dxa" w:w="60"/>
+              <w:right w:type="dxa" w:w="100"/>
+            </w:tcMar>
+            <w:vAlign w:val="top"/>
+          </w:tcPr>
+          <w:p>
+            <w:pPr>
+              <w:spacing w:after="0" w:before="0"/>
+            </w:pPr>
+            <w:r>
+              <w:rPr>
+                <w:i/>
+                <w:iCs/>
+                <w:color w:val="5E6E7E"/>
+                <w:sz w:val="18"/>
+                <w:szCs w:val="18"/>
+              </w:rPr>
+              <w:t xml:space="preserve">V = l × w × h; 3 × 4 × 5 = 60 cubic units.</w:t>
+            </w:r>
+          </w:p>
+        </w:tc>
+      </w:tr>
+      <w:tr>
+        <w:trPr>
+          <w:cantSplit/>
+        </w:trPr>
+        <w:tc>
+          <w:tcPr>
+            <w:tcW w:type="dxa" w:w="1800"/>
+            <w:tcMar>
+              <w:top w:type="dxa" w:w="60"/>
+              <w:left w:type="dxa" w:w="100"/>
+              <w:bottom w:type="dxa" w:w="60"/>
+              <w:right w:type="dxa" w:w="100"/>
+            </w:tcMar>
+            <w:vAlign w:val="top"/>
+          </w:tcPr>
+          <w:p>
+            <w:pPr>
+              <w:spacing w:after="20" w:before="0"/>
+            </w:pPr>
+            <w:r>
+              <w:rPr>
+                <w:b/>
+                <w:bCs/>
+                <w:color w:val="0F2B3C"/>
+                <w:sz w:val="20"/>
+                <w:szCs w:val="20"/>
+              </w:rPr>
+              <w:t xml:space="preserve">Volume</w:t>
+            </w:r>
+          </w:p>
+          <w:p>
+            <w:pPr>
+              <w:spacing w:after="0" w:before="0"/>
+            </w:pPr>
+            <w:r>
+              <w:rPr>
+                <w:i/>
+                <w:iCs/>
+                <w:color w:val="5E6E7E"/>
+                <w:sz w:val="18"/>
+                <w:szCs w:val="18"/>
+              </w:rPr>
+              <w:t xml:space="preserve">Volumen</w:t>
+            </w:r>
+          </w:p>
+        </w:tc>
+        <w:tc>
+          <w:tcPr>
+            <w:tcW w:type="dxa" w:w="3160"/>
+            <w:tcMar>
+              <w:top w:type="dxa" w:w="60"/>
+              <w:left w:type="dxa" w:w="100"/>
+              <w:bottom w:type="dxa" w:w="60"/>
+              <w:right w:type="dxa" w:w="100"/>
+            </w:tcMar>
+            <w:vAlign w:val="top"/>
+          </w:tcPr>
+          <w:p>
+            <w:pPr>
+              <w:spacing w:after="0" w:before="0"/>
+            </w:pPr>
+            <w:r>
+              <w:rPr>
+                <w:sz w:val="19"/>
+                <w:szCs w:val="19"/>
+              </w:rPr>
+              <w:t xml:space="preserve">How much space is inside a solid shape.</w:t>
+            </w:r>
+          </w:p>
+        </w:tc>
+        <w:tc>
+          <w:tcPr>
+            <w:tcW w:type="dxa" w:w="2200"/>
+            <w:tcMar>
+              <w:top w:type="dxa" w:w="60"/>
+              <w:left w:type="dxa" w:w="100"/>
+              <w:bottom w:type="dxa" w:w="60"/>
+              <w:right w:type="dxa" w:w="100"/>
+            </w:tcMar>
+            <w:vAlign w:val="top"/>
+          </w:tcPr>
+          <w:p>
+            <w:pPr>
+              <w:spacing w:after="30" w:before="0"/>
+            </w:pPr>
+            <w:r>
+              <w:rPr>
+                <w:i/>
+                <w:iCs/>
+                <w:color w:val="5E6E7E"/>
+                <w:sz w:val="18"/>
+                <w:szCs w:val="18"/>
+              </w:rPr>
+              <w:t xml:space="preserve">Not Volume: write a counter-example that does not fit the rule.</w:t>
+            </w:r>
+          </w:p>
+          <w:p>
+            <w:pPr>
+              <w:spacing w:after="50" w:before="0"/>
+            </w:pPr>
+            <w:r>
+              <w:rPr>
+                <w:color w:val="BBBBBB"/>
+                <w:sz w:val="18"/>
+                <w:szCs w:val="18"/>
+              </w:rPr>
+              <w:t xml:space="preserve">____________________________</w:t>
+            </w:r>
+          </w:p>
+        </w:tc>
+        <w:tc>
+          <w:tcPr>
+            <w:tcW w:type="dxa" w:w="2200"/>
+            <w:tcMar>
+              <w:top w:type="dxa" w:w="60"/>
+              <w:left w:type="dxa" w:w="100"/>
+              <w:bottom w:type="dxa" w:w="60"/>
+              <w:right w:type="dxa" w:w="100"/>
+            </w:tcMar>
+            <w:vAlign w:val="top"/>
+          </w:tcPr>
+          <w:p>
+            <w:pPr>
+              <w:spacing w:after="0" w:before="0"/>
+            </w:pPr>
+            <w:r>
+              <w:rPr>
+                <w:i/>
+                <w:iCs/>
+                <w:color w:val="5E6E7E"/>
+                <w:sz w:val="18"/>
+                <w:szCs w:val="18"/>
+              </w:rPr>
+              <w:t xml:space="preserve">A box 3 × 2 × 4 holds 24 unit cubes, so V = 24 cubic units</w:t>
+            </w:r>
+          </w:p>
+        </w:tc>
+      </w:tr>
+      <w:tr>
+        <w:trPr>
+          <w:cantSplit/>
+        </w:trPr>
+        <w:tc>
+          <w:tcPr>
+            <w:tcW w:type="dxa" w:w="1800"/>
+            <w:tcMar>
+              <w:top w:type="dxa" w:w="60"/>
+              <w:left w:type="dxa" w:w="100"/>
+              <w:bottom w:type="dxa" w:w="60"/>
+              <w:right w:type="dxa" w:w="100"/>
+            </w:tcMar>
+            <w:vAlign w:val="top"/>
+          </w:tcPr>
+          <w:p>
+            <w:pPr>
+              <w:spacing w:after="20" w:before="0"/>
+            </w:pPr>
+            <w:r>
+              <w:rPr>
+                <w:b/>
+                <w:bCs/>
+                <w:color w:val="0F2B3C"/>
+                <w:sz w:val="20"/>
+                <w:szCs w:val="20"/>
+              </w:rPr>
+              <w:t xml:space="preserve">Rectangular prism</w:t>
+            </w:r>
+          </w:p>
+          <w:p>
+            <w:pPr>
+              <w:spacing w:after="0" w:before="0"/>
+            </w:pPr>
+            <w:r>
+              <w:rPr>
+                <w:i/>
+                <w:iCs/>
+                <w:color w:val="5E6E7E"/>
+                <w:sz w:val="18"/>
+                <w:szCs w:val="18"/>
+              </w:rPr>
+              <w:t xml:space="preserve">Prisma rectangular</w:t>
+            </w:r>
+          </w:p>
+        </w:tc>
+        <w:tc>
+          <w:tcPr>
+            <w:tcW w:type="dxa" w:w="3160"/>
+            <w:tcMar>
+              <w:top w:type="dxa" w:w="60"/>
+              <w:left w:type="dxa" w:w="100"/>
+              <w:bottom w:type="dxa" w:w="60"/>
+              <w:right w:type="dxa" w:w="100"/>
+            </w:tcMar>
+            <w:vAlign w:val="top"/>
+          </w:tcPr>
+          <w:p>
+            <w:pPr>
+              <w:spacing w:after="0" w:before="0"/>
+            </w:pPr>
+            <w:r>
+              <w:rPr>
+                <w:sz w:val="19"/>
+                <w:szCs w:val="19"/>
+              </w:rPr>
+              <w:t xml:space="preserve">A solid box shape with six flat rectangle sides.</w:t>
+            </w:r>
+          </w:p>
+        </w:tc>
+        <w:tc>
+          <w:tcPr>
+            <w:tcW w:type="dxa" w:w="2200"/>
+            <w:tcMar>
+              <w:top w:type="dxa" w:w="60"/>
+              <w:left w:type="dxa" w:w="100"/>
+              <w:bottom w:type="dxa" w:w="60"/>
+              <w:right w:type="dxa" w:w="100"/>
+            </w:tcMar>
+            <w:vAlign w:val="top"/>
+          </w:tcPr>
+          <w:p>
+            <w:pPr>
+              <w:spacing w:after="30" w:before="0"/>
+            </w:pPr>
+            <w:r>
+              <w:rPr>
+                <w:i/>
+                <w:iCs/>
+                <w:color w:val="5E6E7E"/>
+                <w:sz w:val="18"/>
+                <w:szCs w:val="18"/>
+              </w:rPr>
+              <w:t xml:space="preserve">Not Rectangular prism: write a counter-example that does not fit the rule.</w:t>
+            </w:r>
+          </w:p>
+          <w:p>
+            <w:pPr>
+              <w:spacing w:after="50" w:before="0"/>
+            </w:pPr>
+            <w:r>
+              <w:rPr>
+                <w:color w:val="BBBBBB"/>
+                <w:sz w:val="18"/>
+                <w:szCs w:val="18"/>
+              </w:rPr>
+              <w:t xml:space="preserve">____________________________</w:t>
+            </w:r>
+          </w:p>
+        </w:tc>
+        <w:tc>
+          <w:tcPr>
+            <w:tcW w:type="dxa" w:w="2200"/>
+            <w:tcMar>
+              <w:top w:type="dxa" w:w="60"/>
+              <w:left w:type="dxa" w:w="100"/>
+              <w:bottom w:type="dxa" w:w="60"/>
+              <w:right w:type="dxa" w:w="100"/>
+            </w:tcMar>
+            <w:vAlign w:val="top"/>
+          </w:tcPr>
+          <w:p>
+            <w:pPr>
+              <w:spacing w:after="0" w:before="0"/>
+            </w:pPr>
+            <w:r>
+              <w:rPr>
+                <w:i/>
+                <w:iCs/>
+                <w:color w:val="5E6E7E"/>
+                <w:sz w:val="18"/>
+                <w:szCs w:val="18"/>
+              </w:rPr>
+              <w:t xml:space="preserve">A cereal box or shoe box — it has length, width, and height</w:t>
+            </w:r>
+          </w:p>
+        </w:tc>
+      </w:tr>
+      <w:tr>
+        <w:trPr>
+          <w:cantSplit/>
+        </w:trPr>
+        <w:tc>
+          <w:tcPr>
+            <w:tcW w:type="dxa" w:w="1800"/>
+            <w:tcMar>
+              <w:top w:type="dxa" w:w="60"/>
+              <w:left w:type="dxa" w:w="100"/>
+              <w:bottom w:type="dxa" w:w="60"/>
+              <w:right w:type="dxa" w:w="100"/>
+            </w:tcMar>
+            <w:vAlign w:val="top"/>
+          </w:tcPr>
+          <w:p>
+            <w:pPr>
+              <w:spacing w:after="20" w:before="0"/>
+            </w:pPr>
+            <w:r>
+              <w:rPr>
+                <w:b/>
+                <w:bCs/>
+                <w:color w:val="0F2B3C"/>
+                <w:sz w:val="20"/>
+                <w:szCs w:val="20"/>
+              </w:rPr>
+              <w:t xml:space="preserve">Cubic units</w:t>
+            </w:r>
+          </w:p>
+          <w:p>
+            <w:pPr>
+              <w:spacing w:after="0" w:before="0"/>
+            </w:pPr>
+            <w:r>
+              <w:rPr>
+                <w:i/>
+                <w:iCs/>
+                <w:color w:val="5E6E7E"/>
+                <w:sz w:val="18"/>
+                <w:szCs w:val="18"/>
+              </w:rPr>
+              <w:t xml:space="preserve">Unidades cúbicas</w:t>
+            </w:r>
+          </w:p>
+        </w:tc>
+        <w:tc>
+          <w:tcPr>
+            <w:tcW w:type="dxa" w:w="3160"/>
+            <w:tcMar>
+              <w:top w:type="dxa" w:w="60"/>
+              <w:left w:type="dxa" w:w="100"/>
+              <w:bottom w:type="dxa" w:w="60"/>
+              <w:right w:type="dxa" w:w="100"/>
+            </w:tcMar>
+            <w:vAlign w:val="top"/>
+          </w:tcPr>
+          <w:p>
+            <w:pPr>
+              <w:spacing w:after="0" w:before="0"/>
+            </w:pPr>
+            <w:r>
+              <w:rPr>
+                <w:sz w:val="19"/>
+                <w:szCs w:val="19"/>
+              </w:rPr>
+              <w:t xml:space="preserve">The units used to measure space inside, like cubic inches.</w:t>
+            </w:r>
+          </w:p>
+        </w:tc>
+        <w:tc>
+          <w:tcPr>
+            <w:tcW w:type="dxa" w:w="2200"/>
+            <w:tcMar>
+              <w:top w:type="dxa" w:w="60"/>
+              <w:left w:type="dxa" w:w="100"/>
+              <w:bottom w:type="dxa" w:w="60"/>
+              <w:right w:type="dxa" w:w="100"/>
+            </w:tcMar>
+            <w:vAlign w:val="top"/>
+          </w:tcPr>
+          <w:p>
+            <w:pPr>
+              <w:spacing w:after="30" w:before="0"/>
+            </w:pPr>
+            <w:r>
+              <w:rPr>
+                <w:i/>
+                <w:iCs/>
+                <w:color w:val="5E6E7E"/>
+                <w:sz w:val="18"/>
+                <w:szCs w:val="18"/>
+              </w:rPr>
+              <w:t xml:space="preserve">Not Cubic units: write a counter-example that does not fit the rule.</w:t>
+            </w:r>
+          </w:p>
+          <w:p>
+            <w:pPr>
+              <w:spacing w:after="50" w:before="0"/>
+            </w:pPr>
+            <w:r>
+              <w:rPr>
+                <w:color w:val="BBBBBB"/>
+                <w:sz w:val="18"/>
+                <w:szCs w:val="18"/>
+              </w:rPr>
+              <w:t xml:space="preserve">____________________________</w:t>
+            </w:r>
+          </w:p>
+        </w:tc>
+        <w:tc>
+          <w:tcPr>
+            <w:tcW w:type="dxa" w:w="2200"/>
+            <w:tcMar>
+              <w:top w:type="dxa" w:w="60"/>
+              <w:left w:type="dxa" w:w="100"/>
+              <w:bottom w:type="dxa" w:w="60"/>
+              <w:right w:type="dxa" w:w="100"/>
+            </w:tcMar>
+            <w:vAlign w:val="top"/>
+          </w:tcPr>
+          <w:p>
+            <w:pPr>
+              <w:spacing w:after="0" w:before="0"/>
+            </w:pPr>
+            <w:r>
+              <w:rPr>
+                <w:i/>
+                <w:iCs/>
+                <w:color w:val="5E6E7E"/>
+                <w:sz w:val="18"/>
+                <w:szCs w:val="18"/>
+              </w:rPr>
+              <w:t xml:space="preserve">A tiny cube that is 1 in × 1 in × 1 in = 1 in³ (one cubic inch)</w:t>
+            </w:r>
+          </w:p>
+        </w:tc>
+      </w:tr>
+      <w:tr>
+        <w:trPr>
+          <w:cantSplit/>
+        </w:trPr>
+        <w:tc>
+          <w:tcPr>
+            <w:tcW w:type="dxa" w:w="1800"/>
+            <w:tcMar>
+              <w:top w:type="dxa" w:w="60"/>
+              <w:left w:type="dxa" w:w="100"/>
+              <w:bottom w:type="dxa" w:w="60"/>
+              <w:right w:type="dxa" w:w="100"/>
+            </w:tcMar>
+            <w:vAlign w:val="top"/>
+          </w:tcPr>
+          <w:p>
+            <w:pPr>
+              <w:spacing w:after="20" w:before="0"/>
+            </w:pPr>
+            <w:r>
+              <w:rPr>
+                <w:b/>
+                <w:bCs/>
+                <w:color w:val="0F2B3C"/>
+                <w:sz w:val="20"/>
+                <w:szCs w:val="20"/>
+              </w:rPr>
+              <w:t xml:space="preserve">Length, width, height</w:t>
+            </w:r>
+          </w:p>
+          <w:p>
+            <w:pPr>
+              <w:spacing w:after="0" w:before="0"/>
+            </w:pPr>
+            <w:r>
+              <w:rPr>
+                <w:i/>
+                <w:iCs/>
+                <w:color w:val="5E6E7E"/>
+                <w:sz w:val="18"/>
+                <w:szCs w:val="18"/>
+              </w:rPr>
+              <w:t xml:space="preserve">Largo, ancho, altura</w:t>
+            </w:r>
+          </w:p>
+        </w:tc>
+        <w:tc>
+          <w:tcPr>
+            <w:tcW w:type="dxa" w:w="3160"/>
+            <w:tcMar>
+              <w:top w:type="dxa" w:w="60"/>
+              <w:left w:type="dxa" w:w="100"/>
+              <w:bottom w:type="dxa" w:w="60"/>
+              <w:right w:type="dxa" w:w="100"/>
+            </w:tcMar>
+            <w:vAlign w:val="top"/>
+          </w:tcPr>
+          <w:p>
+            <w:pPr>
+              <w:spacing w:after="0" w:before="0"/>
+            </w:pPr>
+            <w:r>
+              <w:rPr>
+                <w:sz w:val="19"/>
+                <w:szCs w:val="19"/>
+              </w:rPr>
+              <w:t xml:space="preserve">How long, how wide, and how tall a box is.</w:t>
+            </w:r>
+          </w:p>
+        </w:tc>
+        <w:tc>
+          <w:tcPr>
+            <w:tcW w:type="dxa" w:w="2200"/>
+            <w:tcMar>
+              <w:top w:type="dxa" w:w="60"/>
+              <w:left w:type="dxa" w:w="100"/>
+              <w:bottom w:type="dxa" w:w="60"/>
+              <w:right w:type="dxa" w:w="100"/>
+            </w:tcMar>
+            <w:vAlign w:val="top"/>
+          </w:tcPr>
+          <w:p>
+            <w:pPr>
+              <w:spacing w:after="30" w:before="0"/>
+            </w:pPr>
+            <w:r>
+              <w:rPr>
+                <w:i/>
+                <w:iCs/>
+                <w:color w:val="5E6E7E"/>
+                <w:sz w:val="18"/>
+                <w:szCs w:val="18"/>
+              </w:rPr>
+              <w:t xml:space="preserve">Not Length, width, height: write a counter-example that does not fit the rule.</w:t>
+            </w:r>
+          </w:p>
+          <w:p>
+            <w:pPr>
+              <w:spacing w:after="50" w:before="0"/>
+            </w:pPr>
+            <w:r>
+              <w:rPr>
+                <w:color w:val="BBBBBB"/>
+                <w:sz w:val="18"/>
+                <w:szCs w:val="18"/>
+              </w:rPr>
+              <w:t xml:space="preserve">____________________________</w:t>
+            </w:r>
+          </w:p>
+        </w:tc>
+        <w:tc>
+          <w:tcPr>
+            <w:tcW w:type="dxa" w:w="2200"/>
+            <w:tcMar>
+              <w:top w:type="dxa" w:w="60"/>
+              <w:left w:type="dxa" w:w="100"/>
+              <w:bottom w:type="dxa" w:w="60"/>
+              <w:right w:type="dxa" w:w="100"/>
+            </w:tcMar>
+            <w:vAlign w:val="top"/>
+          </w:tcPr>
+          <w:p>
+            <w:pPr>
+              <w:spacing w:after="0" w:before="0"/>
+            </w:pPr>
+            <w:r>
+              <w:rPr>
+                <w:i/>
+                <w:iCs/>
+                <w:color w:val="5E6E7E"/>
+                <w:sz w:val="18"/>
+                <w:szCs w:val="18"/>
+              </w:rPr>
+              <w:t xml:space="preserve">V = l × w × h: for a box 5 × 3 × 2, volume = 30 cubic units</w:t>
+            </w:r>
+          </w:p>
+        </w:tc>
+      </w:tr>
+      <w:tr>
+        <w:trPr>
+          <w:cantSplit/>
+        </w:trPr>
+        <w:tc>
+          <w:tcPr>
+            <w:tcW w:type="dxa" w:w="1800"/>
+            <w:tcMar>
+              <w:top w:type="dxa" w:w="60"/>
+              <w:left w:type="dxa" w:w="100"/>
+              <w:bottom w:type="dxa" w:w="60"/>
+              <w:right w:type="dxa" w:w="100"/>
+            </w:tcMar>
+            <w:vAlign w:val="top"/>
+          </w:tcPr>
+          <w:p>
+            <w:pPr>
+              <w:spacing w:after="20" w:before="0"/>
+            </w:pPr>
+            <w:r>
+              <w:rPr>
+                <w:b/>
+                <w:bCs/>
+                <w:color w:val="0F2B3C"/>
+                <w:sz w:val="20"/>
+                <w:szCs w:val="20"/>
+              </w:rPr>
+              <w:t xml:space="preserve">Net</w:t>
+            </w:r>
+          </w:p>
+          <w:p>
+            <w:pPr>
+              <w:spacing w:after="0" w:before="0"/>
+            </w:pPr>
+            <w:r>
+              <w:rPr>
+                <w:i/>
+                <w:iCs/>
+                <w:color w:val="5E6E7E"/>
+                <w:sz w:val="18"/>
+                <w:szCs w:val="18"/>
+              </w:rPr>
+              <w:t xml:space="preserve">Plantilla (desarrollo plano)</w:t>
+            </w:r>
+          </w:p>
+        </w:tc>
+        <w:tc>
+          <w:tcPr>
+            <w:tcW w:type="dxa" w:w="3160"/>
+            <w:tcMar>
+              <w:top w:type="dxa" w:w="60"/>
+              <w:left w:type="dxa" w:w="100"/>
+              <w:bottom w:type="dxa" w:w="60"/>
+              <w:right w:type="dxa" w:w="100"/>
+            </w:tcMar>
+            <w:vAlign w:val="top"/>
+          </w:tcPr>
+          <w:p>
+            <w:pPr>
+              <w:spacing w:after="0" w:before="0"/>
+            </w:pPr>
+            <w:r>
+              <w:rPr>
+                <w:sz w:val="19"/>
+                <w:szCs w:val="19"/>
+              </w:rPr>
+              <w:t xml:space="preserve">A flat shape that folds up into a solid.</w:t>
+            </w:r>
+          </w:p>
+        </w:tc>
+        <w:tc>
+          <w:tcPr>
+            <w:tcW w:type="dxa" w:w="2200"/>
+            <w:tcMar>
+              <w:top w:type="dxa" w:w="60"/>
+              <w:left w:type="dxa" w:w="100"/>
+              <w:bottom w:type="dxa" w:w="60"/>
+              <w:right w:type="dxa" w:w="100"/>
+            </w:tcMar>
+            <w:vAlign w:val="top"/>
+          </w:tcPr>
+          <w:p>
+            <w:pPr>
+              <w:spacing w:after="30" w:before="0"/>
+            </w:pPr>
+            <w:r>
+              <w:rPr>
+                <w:i/>
+                <w:iCs/>
+                <w:color w:val="5E6E7E"/>
+                <w:sz w:val="18"/>
+                <w:szCs w:val="18"/>
+              </w:rPr>
+              <w:t xml:space="preserve">Not Net: write a counter-example that does not fit the rule.</w:t>
+            </w:r>
+          </w:p>
+          <w:p>
+            <w:pPr>
+              <w:spacing w:after="50" w:before="0"/>
+            </w:pPr>
+            <w:r>
+              <w:rPr>
+                <w:color w:val="BBBBBB"/>
+                <w:sz w:val="18"/>
+                <w:szCs w:val="18"/>
+              </w:rPr>
+              <w:t xml:space="preserve">____________________________</w:t>
+            </w:r>
+          </w:p>
+        </w:tc>
+        <w:tc>
+          <w:tcPr>
+            <w:tcW w:type="dxa" w:w="2200"/>
+            <w:tcMar>
+              <w:top w:type="dxa" w:w="60"/>
+              <w:left w:type="dxa" w:w="100"/>
+              <w:bottom w:type="dxa" w:w="60"/>
+              <w:right w:type="dxa" w:w="100"/>
+            </w:tcMar>
+            <w:vAlign w:val="top"/>
+          </w:tcPr>
+          <w:p>
+            <w:pPr>
+              <w:spacing w:after="0" w:before="0"/>
+            </w:pPr>
+            <w:r>
+              <w:rPr>
+                <w:i/>
+                <w:iCs/>
+                <w:color w:val="5E6E7E"/>
+                <w:sz w:val="18"/>
+                <w:szCs w:val="18"/>
+              </w:rPr>
+              <w:t xml:space="preserve">A cross-shaped pattern of 6 rectangles folds into a rectangular box</w:t>
+            </w:r>
+          </w:p>
+        </w:tc>
+      </w:tr>
+      <w:tr>
+        <w:trPr>
+          <w:cantSplit/>
+        </w:trPr>
+        <w:tc>
+          <w:tcPr>
+            <w:tcW w:type="dxa" w:w="1800"/>
+            <w:tcMar>
+              <w:top w:type="dxa" w:w="60"/>
+              <w:left w:type="dxa" w:w="100"/>
+              <w:bottom w:type="dxa" w:w="60"/>
+              <w:right w:type="dxa" w:w="100"/>
+            </w:tcMar>
+            <w:vAlign w:val="top"/>
+          </w:tcPr>
+          <w:p>
+            <w:pPr>
+              <w:spacing w:after="20" w:before="0"/>
+            </w:pPr>
+            <w:r>
+              <w:rPr>
+                <w:b/>
+                <w:bCs/>
+                <w:color w:val="0F2B3C"/>
+                <w:sz w:val="20"/>
+                <w:szCs w:val="20"/>
+              </w:rPr>
+              <w:t xml:space="preserve">Edge</w:t>
+            </w:r>
+          </w:p>
+          <w:p>
+            <w:pPr>
+              <w:spacing w:after="0" w:before="0"/>
+            </w:pPr>
+            <w:r>
+              <w:rPr>
+                <w:i/>
+                <w:iCs/>
+                <w:color w:val="5E6E7E"/>
+                <w:sz w:val="18"/>
+                <w:szCs w:val="18"/>
+              </w:rPr>
+              <w:t xml:space="preserve">Arista</w:t>
+            </w:r>
+          </w:p>
+        </w:tc>
+        <w:tc>
+          <w:tcPr>
+            <w:tcW w:type="dxa" w:w="3160"/>
+            <w:tcMar>
+              <w:top w:type="dxa" w:w="60"/>
+              <w:left w:type="dxa" w:w="100"/>
+              <w:bottom w:type="dxa" w:w="60"/>
+              <w:right w:type="dxa" w:w="100"/>
+            </w:tcMar>
+            <w:vAlign w:val="top"/>
+          </w:tcPr>
+          <w:p>
+            <w:pPr>
+              <w:spacing w:after="0" w:before="0"/>
+            </w:pPr>
+            <w:r>
+              <w:rPr>
+                <w:sz w:val="19"/>
+                <w:szCs w:val="19"/>
+              </w:rPr>
+              <w:t xml:space="preserve">The line where two flat sides of a solid meet.</w:t>
+            </w:r>
+          </w:p>
+        </w:tc>
+        <w:tc>
+          <w:tcPr>
+            <w:tcW w:type="dxa" w:w="2200"/>
+            <w:tcMar>
+              <w:top w:type="dxa" w:w="60"/>
+              <w:left w:type="dxa" w:w="100"/>
+              <w:bottom w:type="dxa" w:w="60"/>
+              <w:right w:type="dxa" w:w="100"/>
+            </w:tcMar>
+            <w:vAlign w:val="top"/>
+          </w:tcPr>
+          <w:p>
+            <w:pPr>
+              <w:spacing w:after="30" w:before="0"/>
+            </w:pPr>
+            <w:r>
+              <w:rPr>
+                <w:i/>
+                <w:iCs/>
+                <w:color w:val="5E6E7E"/>
+                <w:sz w:val="18"/>
+                <w:szCs w:val="18"/>
+              </w:rPr>
+              <w:t xml:space="preserve">Not Edge: write a counter-example that does not fit the rule.</w:t>
+            </w:r>
+          </w:p>
+          <w:p>
+            <w:pPr>
+              <w:spacing w:after="50" w:before="0"/>
+            </w:pPr>
+            <w:r>
+              <w:rPr>
+                <w:color w:val="BBBBBB"/>
+                <w:sz w:val="18"/>
+                <w:szCs w:val="18"/>
+              </w:rPr>
+              <w:t xml:space="preserve">____________________________</w:t>
+            </w:r>
+          </w:p>
+        </w:tc>
+        <w:tc>
+          <w:tcPr>
+            <w:tcW w:type="dxa" w:w="2200"/>
+            <w:tcMar>
+              <w:top w:type="dxa" w:w="60"/>
+              <w:left w:type="dxa" w:w="100"/>
+              <w:bottom w:type="dxa" w:w="60"/>
+              <w:right w:type="dxa" w:w="100"/>
+            </w:tcMar>
+            <w:vAlign w:val="top"/>
+          </w:tcPr>
+          <w:p>
+            <w:pPr>
+              <w:spacing w:after="0" w:before="0"/>
+            </w:pPr>
+            <w:r>
+              <w:rPr>
+                <w:i/>
+                <w:iCs/>
+                <w:color w:val="5E6E7E"/>
+                <w:sz w:val="18"/>
+                <w:szCs w:val="18"/>
+              </w:rPr>
+              <w:t xml:space="preserve">A cube has 12 edges — 4 along the top, 4 along the bottom, 4 vertical</w:t>
+            </w:r>
+          </w:p>
+        </w:tc>
+      </w:tr>
+      <w:tr>
+        <w:trPr>
+          <w:cantSplit/>
+        </w:trPr>
+        <w:tc>
+          <w:tcPr>
+            <w:tcW w:type="dxa" w:w="1800"/>
+            <w:tcMar>
+              <w:top w:type="dxa" w:w="60"/>
+              <w:left w:type="dxa" w:w="100"/>
+              <w:bottom w:type="dxa" w:w="60"/>
+              <w:right w:type="dxa" w:w="100"/>
+            </w:tcMar>
+            <w:vAlign w:val="top"/>
+          </w:tcPr>
+          <w:p>
+            <w:pPr>
+              <w:spacing w:after="20" w:before="0"/>
+            </w:pPr>
+            <w:r>
+              <w:rPr>
+                <w:b/>
+                <w:bCs/>
+                <w:color w:val="0F2B3C"/>
+                <w:sz w:val="20"/>
+                <w:szCs w:val="20"/>
+              </w:rPr>
+              <w:t xml:space="preserve">Unit cube</w:t>
+            </w:r>
+          </w:p>
+          <w:p>
+            <w:pPr>
+              <w:spacing w:after="0" w:before="0"/>
+            </w:pPr>
+            <w:r>
+              <w:rPr>
+                <w:i/>
+                <w:iCs/>
+                <w:color w:val="5E6E7E"/>
+                <w:sz w:val="18"/>
+                <w:szCs w:val="18"/>
+              </w:rPr>
+              <w:t xml:space="preserve">Cubo unitario</w:t>
+            </w:r>
+          </w:p>
+        </w:tc>
+        <w:tc>
+          <w:tcPr>
+            <w:tcW w:type="dxa" w:w="3160"/>
+            <w:tcMar>
+              <w:top w:type="dxa" w:w="60"/>
+              <w:left w:type="dxa" w:w="100"/>
+              <w:bottom w:type="dxa" w:w="60"/>
+              <w:right w:type="dxa" w:w="100"/>
+            </w:tcMar>
+            <w:vAlign w:val="top"/>
+          </w:tcPr>
+          <w:p>
+            <w:pPr>
+              <w:spacing w:after="0" w:before="0"/>
+            </w:pPr>
+            <w:r>
+              <w:rPr>
+                <w:sz w:val="19"/>
+                <w:szCs w:val="19"/>
+              </w:rPr>
+              <w:t xml:space="preserve">A cube that measures one unit on every edge.</w:t>
+            </w:r>
+          </w:p>
+        </w:tc>
+        <w:tc>
+          <w:tcPr>
+            <w:tcW w:type="dxa" w:w="2200"/>
+            <w:tcMar>
+              <w:top w:type="dxa" w:w="60"/>
+              <w:left w:type="dxa" w:w="100"/>
+              <w:bottom w:type="dxa" w:w="60"/>
+              <w:right w:type="dxa" w:w="100"/>
+            </w:tcMar>
+            <w:vAlign w:val="top"/>
+          </w:tcPr>
+          <w:p>
+            <w:pPr>
+              <w:spacing w:after="30" w:before="0"/>
+            </w:pPr>
+            <w:r>
+              <w:rPr>
+                <w:i/>
+                <w:iCs/>
+                <w:color w:val="5E6E7E"/>
+                <w:sz w:val="18"/>
+                <w:szCs w:val="18"/>
+              </w:rPr>
+              <w:t xml:space="preserve">Not Unit cube: write a counter-example that does not fit the rule.</w:t>
+            </w:r>
+          </w:p>
+          <w:p>
+            <w:pPr>
+              <w:spacing w:after="50" w:before="0"/>
+            </w:pPr>
+            <w:r>
+              <w:rPr>
+                <w:color w:val="BBBBBB"/>
+                <w:sz w:val="18"/>
+                <w:szCs w:val="18"/>
+              </w:rPr>
+              <w:t xml:space="preserve">____________________________</w:t>
+            </w:r>
+          </w:p>
+        </w:tc>
+        <w:tc>
+          <w:tcPr>
+            <w:tcW w:type="dxa" w:w="2200"/>
+            <w:tcMar>
+              <w:top w:type="dxa" w:w="60"/>
+              <w:left w:type="dxa" w:w="100"/>
+              <w:bottom w:type="dxa" w:w="60"/>
+              <w:right w:type="dxa" w:w="100"/>
+            </w:tcMar>
+            <w:vAlign w:val="top"/>
+          </w:tcPr>
+          <w:p>
+            <w:pPr>
+              <w:spacing w:after="0" w:before="0"/>
+            </w:pPr>
+            <w:r>
+              <w:rPr>
+                <w:i/>
+                <w:iCs/>
+                <w:color w:val="5E6E7E"/>
+                <w:sz w:val="18"/>
+                <w:szCs w:val="18"/>
+              </w:rPr>
+              <w:t xml:space="preserve">Unit cubes fill a prism with no gaps.</w:t>
+            </w:r>
+          </w:p>
+        </w:tc>
+      </w:tr>
+      <w:tr>
+        <w:trPr>
+          <w:cantSplit/>
+        </w:trPr>
+        <w:tc>
+          <w:tcPr>
+            <w:tcW w:type="dxa" w:w="1800"/>
+            <w:tcMar>
+              <w:top w:type="dxa" w:w="60"/>
+              <w:left w:type="dxa" w:w="100"/>
+              <w:bottom w:type="dxa" w:w="60"/>
+              <w:right w:type="dxa" w:w="100"/>
+            </w:tcMar>
+            <w:vAlign w:val="top"/>
+          </w:tcPr>
+          <w:p>
+            <w:pPr>
+              <w:spacing w:after="20" w:before="0"/>
+            </w:pPr>
+            <w:r>
+              <w:rPr>
+                <w:b/>
+                <w:bCs/>
+                <w:color w:val="0F2B3C"/>
+                <w:sz w:val="20"/>
+                <w:szCs w:val="20"/>
+              </w:rPr>
+              <w:t xml:space="preserve">Base area</w:t>
+            </w:r>
+          </w:p>
+          <w:p>
+            <w:pPr>
+              <w:spacing w:after="0" w:before="0"/>
+            </w:pPr>
+            <w:r>
+              <w:rPr>
+                <w:i/>
+                <w:iCs/>
+                <w:color w:val="5E6E7E"/>
+                <w:sz w:val="18"/>
+                <w:szCs w:val="18"/>
+              </w:rPr>
+              <w:t xml:space="preserve">Área de la base</w:t>
+            </w:r>
+          </w:p>
+        </w:tc>
+        <w:tc>
+          <w:tcPr>
+            <w:tcW w:type="dxa" w:w="3160"/>
+            <w:tcMar>
+              <w:top w:type="dxa" w:w="60"/>
+              <w:left w:type="dxa" w:w="100"/>
+              <w:bottom w:type="dxa" w:w="60"/>
+              <w:right w:type="dxa" w:w="100"/>
+            </w:tcMar>
+            <w:vAlign w:val="top"/>
+          </w:tcPr>
+          <w:p>
+            <w:pPr>
+              <w:spacing w:after="0" w:before="0"/>
+            </w:pPr>
+            <w:r>
+              <w:rPr>
+                <w:sz w:val="19"/>
+                <w:szCs w:val="19"/>
+              </w:rPr>
+              <w:t xml:space="preserve">The area of the bottom face of a prism.</w:t>
+            </w:r>
+          </w:p>
+        </w:tc>
+        <w:tc>
+          <w:tcPr>
+            <w:tcW w:type="dxa" w:w="2200"/>
+            <w:tcMar>
+              <w:top w:type="dxa" w:w="60"/>
+              <w:left w:type="dxa" w:w="100"/>
+              <w:bottom w:type="dxa" w:w="60"/>
+              <w:right w:type="dxa" w:w="100"/>
+            </w:tcMar>
+            <w:vAlign w:val="top"/>
+          </w:tcPr>
+          <w:p>
+            <w:pPr>
+              <w:spacing w:after="30" w:before="0"/>
+            </w:pPr>
+            <w:r>
+              <w:rPr>
+                <w:i/>
+                <w:iCs/>
+                <w:color w:val="5E6E7E"/>
+                <w:sz w:val="18"/>
+                <w:szCs w:val="18"/>
+              </w:rPr>
+              <w:t xml:space="preserve">Not Base area: write a counter-example that does not fit the rule.</w:t>
+            </w:r>
+          </w:p>
+          <w:p>
+            <w:pPr>
+              <w:spacing w:after="50" w:before="0"/>
+            </w:pPr>
+            <w:r>
+              <w:rPr>
+                <w:color w:val="BBBBBB"/>
+                <w:sz w:val="18"/>
+                <w:szCs w:val="18"/>
+              </w:rPr>
+              <w:t xml:space="preserve">____________________________</w:t>
+            </w:r>
+          </w:p>
+        </w:tc>
+        <w:tc>
+          <w:tcPr>
+            <w:tcW w:type="dxa" w:w="2200"/>
+            <w:tcMar>
+              <w:top w:type="dxa" w:w="60"/>
+              <w:left w:type="dxa" w:w="100"/>
+              <w:bottom w:type="dxa" w:w="60"/>
+              <w:right w:type="dxa" w:w="100"/>
+            </w:tcMar>
+            <w:vAlign w:val="top"/>
+          </w:tcPr>
+          <w:p>
+            <w:pPr>
+              <w:spacing w:after="0" w:before="0"/>
+            </w:pPr>
+            <w:r>
+              <w:rPr>
+                <w:i/>
+                <w:iCs/>
+                <w:color w:val="5E6E7E"/>
+                <w:sz w:val="18"/>
+                <w:szCs w:val="18"/>
+              </w:rPr>
+              <w:t xml:space="preserve">B = length × width</w:t>
+            </w:r>
+          </w:p>
+        </w:tc>
+      </w:tr>
+    </w:tbl>
+    <w:p>
+      <w:pPr>
+        <w:spacing w:after="120" w:before="140"/>
       </w:pPr>
       <w:r>
         <w:rPr>
@@ -127,73 +1517,922 @@
         <w:t xml:space="preserve">Let's multiply three numbers one step at a time.</w:t>
       </w:r>
     </w:p>
+    <w:tbl>
+      <w:tblPr>
+        <w:tblW w:type="dxa" w:w="9360"/>
+        <w:tblBorders>
+          <w:top w:val="single" w:color="C7D2DD" w:sz="6"/>
+          <w:left w:val="single" w:color="C7D2DD" w:sz="6"/>
+          <w:bottom w:val="single" w:color="C7D2DD" w:sz="6"/>
+          <w:right w:val="single" w:color="C7D2DD" w:sz="6"/>
+          <w:insideH w:val="single" w:color="C7D2DD" w:sz="6"/>
+          <w:insideV w:val="single" w:color="C7D2DD" w:sz="6"/>
+        </w:tblBorders>
+      </w:tblPr>
+      <w:tblGrid>
+        <w:gridCol w:w="2800"/>
+        <w:gridCol w:w="3560"/>
+        <w:gridCol w:w="3000"/>
+      </w:tblGrid>
+      <w:tr>
+        <w:trPr>
+          <w:cantSplit/>
+          <w:tblHeader/>
+        </w:trPr>
+        <w:tc>
+          <w:tcPr>
+            <w:tcW w:type="dxa" w:w="2800"/>
+            <w:shd w:fill="EEF4F8" w:color="auto" w:val="clear"/>
+            <w:tcMar>
+              <w:top w:type="dxa" w:w="60"/>
+              <w:left w:type="dxa" w:w="100"/>
+              <w:bottom w:type="dxa" w:w="60"/>
+              <w:right w:type="dxa" w:w="100"/>
+            </w:tcMar>
+          </w:tcPr>
+          <w:p>
+            <w:pPr>
+              <w:spacing w:after="0" w:before="0"/>
+            </w:pPr>
+            <w:r>
+              <w:rPr>
+                <w:b/>
+                <w:bCs/>
+                <w:color w:val="0F2B3C"/>
+                <w:sz w:val="16"/>
+                <w:szCs w:val="16"/>
+              </w:rPr>
+              <w:t xml:space="preserve">CORE PROBLEM / GIVEN REPRESENTATION</w:t>
+            </w:r>
+          </w:p>
+        </w:tc>
+        <w:tc>
+          <w:tcPr>
+            <w:tcW w:type="dxa" w:w="3560"/>
+            <w:shd w:fill="EEF4F8" w:color="auto" w:val="clear"/>
+            <w:tcMar>
+              <w:top w:type="dxa" w:w="60"/>
+              <w:left w:type="dxa" w:w="100"/>
+              <w:bottom w:type="dxa" w:w="60"/>
+              <w:right w:type="dxa" w:w="100"/>
+            </w:tcMar>
+          </w:tcPr>
+          <w:p>
+            <w:pPr>
+              <w:spacing w:after="0" w:before="0"/>
+            </w:pPr>
+            <w:r>
+              <w:rPr>
+                <w:b/>
+                <w:bCs/>
+                <w:color w:val="0F2B3C"/>
+                <w:sz w:val="16"/>
+                <w:szCs w:val="16"/>
+              </w:rPr>
+              <w:t xml:space="preserve">WORKING SPACE / CALCULATION STEPS</w:t>
+            </w:r>
+          </w:p>
+        </w:tc>
+        <w:tc>
+          <w:tcPr>
+            <w:tcW w:type="dxa" w:w="3000"/>
+            <w:shd w:fill="FBF3E2" w:color="auto" w:val="clear"/>
+            <w:tcMar>
+              <w:top w:type="dxa" w:w="60"/>
+              <w:left w:type="dxa" w:w="100"/>
+              <w:bottom w:type="dxa" w:w="60"/>
+              <w:right w:type="dxa" w:w="100"/>
+            </w:tcMar>
+          </w:tcPr>
+          <w:p>
+            <w:pPr>
+              <w:spacing w:after="0" w:before="0"/>
+            </w:pPr>
+            <w:r>
+              <w:rPr>
+                <w:b/>
+                <w:bCs/>
+                <w:color w:val="7A5400"/>
+                <w:sz w:val="16"/>
+                <w:szCs w:val="16"/>
+              </w:rPr>
+              <w:t xml:space="preserve">EXPLAIN YOUR REASONING</w:t>
+            </w:r>
+          </w:p>
+        </w:tc>
+      </w:tr>
+      <w:tr>
+        <w:trPr>
+          <w:cantSplit/>
+        </w:trPr>
+        <w:tc>
+          <w:tcPr>
+            <w:tcW w:type="dxa" w:w="2800"/>
+            <w:tcMar>
+              <w:top w:type="dxa" w:w="80"/>
+              <w:left w:type="dxa" w:w="100"/>
+              <w:bottom w:type="dxa" w:w="80"/>
+              <w:right w:type="dxa" w:w="100"/>
+            </w:tcMar>
+            <w:vAlign w:val="top"/>
+          </w:tcPr>
+          <w:p>
+            <w:pPr>
+              <w:spacing w:after="40" w:before="0"/>
+            </w:pPr>
+            <w:r>
+              <w:rPr>
+                <w:b/>
+                <w:bCs/>
+                <w:color w:val="0F2B3C"/>
+                <w:sz w:val="20"/>
+                <w:szCs w:val="20"/>
+              </w:rPr>
+              <w:t xml:space="preserve">1.  First step: 2 × 3 = ___</w:t>
+            </w:r>
+          </w:p>
+        </w:tc>
+        <w:tc>
+          <w:tcPr>
+            <w:tcW w:type="dxa" w:w="3560"/>
+            <w:tcMar>
+              <w:top w:type="dxa" w:w="80"/>
+              <w:left w:type="dxa" w:w="100"/>
+              <w:bottom w:type="dxa" w:w="80"/>
+              <w:right w:type="dxa" w:w="100"/>
+            </w:tcMar>
+            <w:vAlign w:val="top"/>
+          </w:tcPr>
+          <w:p>
+            <w:pPr>
+              <w:spacing w:after="50" w:before="0"/>
+            </w:pPr>
+            <w:r>
+              <w:rPr>
+                <w:color w:val="BBBBBB"/>
+                <w:sz w:val="18"/>
+                <w:szCs w:val="18"/>
+              </w:rPr>
+              <w:t xml:space="preserve">____________________________</w:t>
+            </w:r>
+          </w:p>
+          <w:p>
+            <w:pPr>
+              <w:spacing w:after="50" w:before="0"/>
+            </w:pPr>
+            <w:r>
+              <w:rPr>
+                <w:color w:val="BBBBBB"/>
+                <w:sz w:val="18"/>
+                <w:szCs w:val="18"/>
+              </w:rPr>
+              <w:t xml:space="preserve">____________________________</w:t>
+            </w:r>
+          </w:p>
+          <w:p>
+            <w:pPr>
+              <w:spacing w:after="50" w:before="0"/>
+            </w:pPr>
+            <w:r>
+              <w:rPr>
+                <w:color w:val="BBBBBB"/>
+                <w:sz w:val="18"/>
+                <w:szCs w:val="18"/>
+              </w:rPr>
+              <w:t xml:space="preserve">____________________________</w:t>
+            </w:r>
+          </w:p>
+          <w:p>
+            <w:pPr>
+              <w:spacing w:after="50" w:before="0"/>
+            </w:pPr>
+            <w:r>
+              <w:rPr>
+                <w:color w:val="BBBBBB"/>
+                <w:sz w:val="18"/>
+                <w:szCs w:val="18"/>
+              </w:rPr>
+              <w:t xml:space="preserve">____________________________</w:t>
+            </w:r>
+          </w:p>
+        </w:tc>
+        <w:tc>
+          <w:tcPr>
+            <w:tcW w:type="dxa" w:w="3000"/>
+            <w:shd w:fill="FBF3E2" w:color="auto" w:val="clear"/>
+            <w:tcMar>
+              <w:top w:type="dxa" w:w="80"/>
+              <w:left w:type="dxa" w:w="100"/>
+              <w:bottom w:type="dxa" w:w="80"/>
+              <w:right w:type="dxa" w:w="100"/>
+            </w:tcMar>
+            <w:vAlign w:val="top"/>
+          </w:tcPr>
+          <w:p>
+            <w:pPr>
+              <w:spacing w:after="30" w:before="0"/>
+            </w:pPr>
+            <w:r>
+              <w:rPr>
+                <w:b/>
+                <w:bCs/>
+                <w:color w:val="0F2B3C"/>
+                <w:sz w:val="18"/>
+                <w:szCs w:val="18"/>
+              </w:rPr>
+              <w:t xml:space="preserve">Because... ________________</w:t>
+            </w:r>
+          </w:p>
+          <w:p>
+            <w:pPr>
+              <w:spacing w:after="50" w:before="0"/>
+            </w:pPr>
+            <w:r>
+              <w:rPr>
+                <w:color w:val="BBBBBB"/>
+                <w:sz w:val="18"/>
+                <w:szCs w:val="18"/>
+              </w:rPr>
+              <w:t xml:space="preserve">____________________________</w:t>
+            </w:r>
+          </w:p>
+          <w:p>
+            <w:pPr>
+              <w:spacing w:after="30" w:before="40"/>
+            </w:pPr>
+            <w:r>
+              <w:rPr>
+                <w:b/>
+                <w:bCs/>
+                <w:color w:val="1A6FB5"/>
+                <w:sz w:val="18"/>
+                <w:szCs w:val="18"/>
+              </w:rPr>
+              <w:t xml:space="preserve">Although... _______________</w:t>
+            </w:r>
+          </w:p>
+          <w:p>
+            <w:pPr>
+              <w:spacing w:after="50" w:before="0"/>
+            </w:pPr>
+            <w:r>
+              <w:rPr>
+                <w:color w:val="BBBBBB"/>
+                <w:sz w:val="18"/>
+                <w:szCs w:val="18"/>
+              </w:rPr>
+              <w:t xml:space="preserve">____________________________</w:t>
+            </w:r>
+          </w:p>
+          <w:p>
+            <w:pPr>
+              <w:spacing w:after="30" w:before="40"/>
+            </w:pPr>
+            <w:r>
+              <w:rPr>
+                <w:b/>
+                <w:bCs/>
+                <w:color w:val="7A5400"/>
+                <w:sz w:val="18"/>
+                <w:szCs w:val="18"/>
+              </w:rPr>
+              <w:t xml:space="preserve">Therefore... ______________</w:t>
+            </w:r>
+          </w:p>
+          <w:p>
+            <w:pPr>
+              <w:spacing w:after="50" w:before="0"/>
+            </w:pPr>
+            <w:r>
+              <w:rPr>
+                <w:color w:val="BBBBBB"/>
+                <w:sz w:val="18"/>
+                <w:szCs w:val="18"/>
+              </w:rPr>
+              <w:t xml:space="preserve">____________________________</w:t>
+            </w:r>
+          </w:p>
+        </w:tc>
+      </w:tr>
+    </w:tbl>
     <w:p>
       <w:pPr>
-        <w:spacing w:after="40" w:before="0"/>
-      </w:pPr>
-      <w:r>
-        <w:rPr>
-          <w:sz w:val="22"/>
-          <w:szCs w:val="22"/>
-        </w:rPr>
-        <w:t xml:space="preserve">1.  First step: 2 × 3 = ___</w:t>
+        <w:spacing w:after="60" w:before="0"/>
+      </w:pPr>
+      <w:r>
+        <w:t xml:space="preserve"/>
       </w:r>
     </w:p>
+    <w:tbl>
+      <w:tblPr>
+        <w:tblW w:type="dxa" w:w="9360"/>
+        <w:tblBorders>
+          <w:top w:val="single" w:color="C7D2DD" w:sz="6"/>
+          <w:left w:val="single" w:color="C7D2DD" w:sz="6"/>
+          <w:bottom w:val="single" w:color="C7D2DD" w:sz="6"/>
+          <w:right w:val="single" w:color="C7D2DD" w:sz="6"/>
+          <w:insideH w:val="single" w:color="C7D2DD" w:sz="6"/>
+          <w:insideV w:val="single" w:color="C7D2DD" w:sz="6"/>
+        </w:tblBorders>
+      </w:tblPr>
+      <w:tblGrid>
+        <w:gridCol w:w="2800"/>
+        <w:gridCol w:w="3560"/>
+        <w:gridCol w:w="3000"/>
+      </w:tblGrid>
+      <w:tr>
+        <w:trPr>
+          <w:cantSplit/>
+          <w:tblHeader/>
+        </w:trPr>
+        <w:tc>
+          <w:tcPr>
+            <w:tcW w:type="dxa" w:w="2800"/>
+            <w:shd w:fill="EEF4F8" w:color="auto" w:val="clear"/>
+            <w:tcMar>
+              <w:top w:type="dxa" w:w="60"/>
+              <w:left w:type="dxa" w:w="100"/>
+              <w:bottom w:type="dxa" w:w="60"/>
+              <w:right w:type="dxa" w:w="100"/>
+            </w:tcMar>
+          </w:tcPr>
+          <w:p>
+            <w:pPr>
+              <w:spacing w:after="0" w:before="0"/>
+            </w:pPr>
+            <w:r>
+              <w:rPr>
+                <w:b/>
+                <w:bCs/>
+                <w:color w:val="0F2B3C"/>
+                <w:sz w:val="16"/>
+                <w:szCs w:val="16"/>
+              </w:rPr>
+              <w:t xml:space="preserve">CORE PROBLEM / GIVEN REPRESENTATION</w:t>
+            </w:r>
+          </w:p>
+        </w:tc>
+        <w:tc>
+          <w:tcPr>
+            <w:tcW w:type="dxa" w:w="3560"/>
+            <w:shd w:fill="EEF4F8" w:color="auto" w:val="clear"/>
+            <w:tcMar>
+              <w:top w:type="dxa" w:w="60"/>
+              <w:left w:type="dxa" w:w="100"/>
+              <w:bottom w:type="dxa" w:w="60"/>
+              <w:right w:type="dxa" w:w="100"/>
+            </w:tcMar>
+          </w:tcPr>
+          <w:p>
+            <w:pPr>
+              <w:spacing w:after="0" w:before="0"/>
+            </w:pPr>
+            <w:r>
+              <w:rPr>
+                <w:b/>
+                <w:bCs/>
+                <w:color w:val="0F2B3C"/>
+                <w:sz w:val="16"/>
+                <w:szCs w:val="16"/>
+              </w:rPr>
+              <w:t xml:space="preserve">WORKING SPACE / CALCULATION STEPS</w:t>
+            </w:r>
+          </w:p>
+        </w:tc>
+        <w:tc>
+          <w:tcPr>
+            <w:tcW w:type="dxa" w:w="3000"/>
+            <w:shd w:fill="FBF3E2" w:color="auto" w:val="clear"/>
+            <w:tcMar>
+              <w:top w:type="dxa" w:w="60"/>
+              <w:left w:type="dxa" w:w="100"/>
+              <w:bottom w:type="dxa" w:w="60"/>
+              <w:right w:type="dxa" w:w="100"/>
+            </w:tcMar>
+          </w:tcPr>
+          <w:p>
+            <w:pPr>
+              <w:spacing w:after="0" w:before="0"/>
+            </w:pPr>
+            <w:r>
+              <w:rPr>
+                <w:b/>
+                <w:bCs/>
+                <w:color w:val="7A5400"/>
+                <w:sz w:val="16"/>
+                <w:szCs w:val="16"/>
+              </w:rPr>
+              <w:t xml:space="preserve">EXPLAIN YOUR REASONING</w:t>
+            </w:r>
+          </w:p>
+        </w:tc>
+      </w:tr>
+      <w:tr>
+        <w:trPr>
+          <w:cantSplit/>
+        </w:trPr>
+        <w:tc>
+          <w:tcPr>
+            <w:tcW w:type="dxa" w:w="2800"/>
+            <w:tcMar>
+              <w:top w:type="dxa" w:w="80"/>
+              <w:left w:type="dxa" w:w="100"/>
+              <w:bottom w:type="dxa" w:w="80"/>
+              <w:right w:type="dxa" w:w="100"/>
+            </w:tcMar>
+            <w:vAlign w:val="top"/>
+          </w:tcPr>
+          <w:p>
+            <w:pPr>
+              <w:spacing w:after="40" w:before="0"/>
+            </w:pPr>
+            <w:r>
+              <w:rPr>
+                <w:b/>
+                <w:bCs/>
+                <w:color w:val="0F2B3C"/>
+                <w:sz w:val="20"/>
+                <w:szCs w:val="20"/>
+              </w:rPr>
+              <w:t xml:space="preserve">2.  Now finish: take your answer (6) × 4 = ___</w:t>
+            </w:r>
+          </w:p>
+        </w:tc>
+        <w:tc>
+          <w:tcPr>
+            <w:tcW w:type="dxa" w:w="3560"/>
+            <w:tcMar>
+              <w:top w:type="dxa" w:w="80"/>
+              <w:left w:type="dxa" w:w="100"/>
+              <w:bottom w:type="dxa" w:w="80"/>
+              <w:right w:type="dxa" w:w="100"/>
+            </w:tcMar>
+            <w:vAlign w:val="top"/>
+          </w:tcPr>
+          <w:p>
+            <w:pPr>
+              <w:spacing w:after="50" w:before="0"/>
+            </w:pPr>
+            <w:r>
+              <w:rPr>
+                <w:color w:val="BBBBBB"/>
+                <w:sz w:val="18"/>
+                <w:szCs w:val="18"/>
+              </w:rPr>
+              <w:t xml:space="preserve">____________________________</w:t>
+            </w:r>
+          </w:p>
+          <w:p>
+            <w:pPr>
+              <w:spacing w:after="50" w:before="0"/>
+            </w:pPr>
+            <w:r>
+              <w:rPr>
+                <w:color w:val="BBBBBB"/>
+                <w:sz w:val="18"/>
+                <w:szCs w:val="18"/>
+              </w:rPr>
+              <w:t xml:space="preserve">____________________________</w:t>
+            </w:r>
+          </w:p>
+          <w:p>
+            <w:pPr>
+              <w:spacing w:after="50" w:before="0"/>
+            </w:pPr>
+            <w:r>
+              <w:rPr>
+                <w:color w:val="BBBBBB"/>
+                <w:sz w:val="18"/>
+                <w:szCs w:val="18"/>
+              </w:rPr>
+              <w:t xml:space="preserve">____________________________</w:t>
+            </w:r>
+          </w:p>
+          <w:p>
+            <w:pPr>
+              <w:spacing w:after="50" w:before="0"/>
+            </w:pPr>
+            <w:r>
+              <w:rPr>
+                <w:color w:val="BBBBBB"/>
+                <w:sz w:val="18"/>
+                <w:szCs w:val="18"/>
+              </w:rPr>
+              <w:t xml:space="preserve">____________________________</w:t>
+            </w:r>
+          </w:p>
+        </w:tc>
+        <w:tc>
+          <w:tcPr>
+            <w:tcW w:type="dxa" w:w="3000"/>
+            <w:shd w:fill="FBF3E2" w:color="auto" w:val="clear"/>
+            <w:tcMar>
+              <w:top w:type="dxa" w:w="80"/>
+              <w:left w:type="dxa" w:w="100"/>
+              <w:bottom w:type="dxa" w:w="80"/>
+              <w:right w:type="dxa" w:w="100"/>
+            </w:tcMar>
+            <w:vAlign w:val="top"/>
+          </w:tcPr>
+          <w:p>
+            <w:pPr>
+              <w:spacing w:after="30" w:before="0"/>
+            </w:pPr>
+            <w:r>
+              <w:rPr>
+                <w:b/>
+                <w:bCs/>
+                <w:color w:val="0F2B3C"/>
+                <w:sz w:val="18"/>
+                <w:szCs w:val="18"/>
+              </w:rPr>
+              <w:t xml:space="preserve">Because... ________________</w:t>
+            </w:r>
+          </w:p>
+          <w:p>
+            <w:pPr>
+              <w:spacing w:after="50" w:before="0"/>
+            </w:pPr>
+            <w:r>
+              <w:rPr>
+                <w:color w:val="BBBBBB"/>
+                <w:sz w:val="18"/>
+                <w:szCs w:val="18"/>
+              </w:rPr>
+              <w:t xml:space="preserve">____________________________</w:t>
+            </w:r>
+          </w:p>
+          <w:p>
+            <w:pPr>
+              <w:spacing w:after="30" w:before="40"/>
+            </w:pPr>
+            <w:r>
+              <w:rPr>
+                <w:b/>
+                <w:bCs/>
+                <w:color w:val="1A6FB5"/>
+                <w:sz w:val="18"/>
+                <w:szCs w:val="18"/>
+              </w:rPr>
+              <w:t xml:space="preserve">Although... _______________</w:t>
+            </w:r>
+          </w:p>
+          <w:p>
+            <w:pPr>
+              <w:spacing w:after="50" w:before="0"/>
+            </w:pPr>
+            <w:r>
+              <w:rPr>
+                <w:color w:val="BBBBBB"/>
+                <w:sz w:val="18"/>
+                <w:szCs w:val="18"/>
+              </w:rPr>
+              <w:t xml:space="preserve">____________________________</w:t>
+            </w:r>
+          </w:p>
+          <w:p>
+            <w:pPr>
+              <w:spacing w:after="30" w:before="40"/>
+            </w:pPr>
+            <w:r>
+              <w:rPr>
+                <w:b/>
+                <w:bCs/>
+                <w:color w:val="7A5400"/>
+                <w:sz w:val="18"/>
+                <w:szCs w:val="18"/>
+              </w:rPr>
+              <w:t xml:space="preserve">Therefore... ______________</w:t>
+            </w:r>
+          </w:p>
+          <w:p>
+            <w:pPr>
+              <w:spacing w:after="50" w:before="0"/>
+            </w:pPr>
+            <w:r>
+              <w:rPr>
+                <w:color w:val="BBBBBB"/>
+                <w:sz w:val="18"/>
+                <w:szCs w:val="18"/>
+              </w:rPr>
+              <w:t xml:space="preserve">____________________________</w:t>
+            </w:r>
+          </w:p>
+        </w:tc>
+      </w:tr>
+    </w:tbl>
     <w:p>
       <w:pPr>
-        <w:spacing w:after="80" w:before="0"/>
-      </w:pPr>
-      <w:r>
-        <w:rPr>
-          <w:color w:val="BBBBBB"/>
-        </w:rPr>
-        <w:t xml:space="preserve">____________________________________________________</w:t>
+        <w:spacing w:after="60" w:before="0"/>
+      </w:pPr>
+      <w:r>
+        <w:t xml:space="preserve"/>
       </w:r>
     </w:p>
+    <w:tbl>
+      <w:tblPr>
+        <w:tblW w:type="dxa" w:w="9360"/>
+        <w:tblBorders>
+          <w:top w:val="single" w:color="C7D2DD" w:sz="6"/>
+          <w:left w:val="single" w:color="C7D2DD" w:sz="6"/>
+          <w:bottom w:val="single" w:color="C7D2DD" w:sz="6"/>
+          <w:right w:val="single" w:color="C7D2DD" w:sz="6"/>
+          <w:insideH w:val="single" w:color="C7D2DD" w:sz="6"/>
+          <w:insideV w:val="single" w:color="C7D2DD" w:sz="6"/>
+        </w:tblBorders>
+      </w:tblPr>
+      <w:tblGrid>
+        <w:gridCol w:w="2800"/>
+        <w:gridCol w:w="3560"/>
+        <w:gridCol w:w="3000"/>
+      </w:tblGrid>
+      <w:tr>
+        <w:trPr>
+          <w:cantSplit/>
+          <w:tblHeader/>
+        </w:trPr>
+        <w:tc>
+          <w:tcPr>
+            <w:tcW w:type="dxa" w:w="2800"/>
+            <w:shd w:fill="EEF4F8" w:color="auto" w:val="clear"/>
+            <w:tcMar>
+              <w:top w:type="dxa" w:w="60"/>
+              <w:left w:type="dxa" w:w="100"/>
+              <w:bottom w:type="dxa" w:w="60"/>
+              <w:right w:type="dxa" w:w="100"/>
+            </w:tcMar>
+          </w:tcPr>
+          <w:p>
+            <w:pPr>
+              <w:spacing w:after="0" w:before="0"/>
+            </w:pPr>
+            <w:r>
+              <w:rPr>
+                <w:b/>
+                <w:bCs/>
+                <w:color w:val="0F2B3C"/>
+                <w:sz w:val="16"/>
+                <w:szCs w:val="16"/>
+              </w:rPr>
+              <w:t xml:space="preserve">CORE PROBLEM / GIVEN REPRESENTATION</w:t>
+            </w:r>
+          </w:p>
+        </w:tc>
+        <w:tc>
+          <w:tcPr>
+            <w:tcW w:type="dxa" w:w="3560"/>
+            <w:shd w:fill="EEF4F8" w:color="auto" w:val="clear"/>
+            <w:tcMar>
+              <w:top w:type="dxa" w:w="60"/>
+              <w:left w:type="dxa" w:w="100"/>
+              <w:bottom w:type="dxa" w:w="60"/>
+              <w:right w:type="dxa" w:w="100"/>
+            </w:tcMar>
+          </w:tcPr>
+          <w:p>
+            <w:pPr>
+              <w:spacing w:after="0" w:before="0"/>
+            </w:pPr>
+            <w:r>
+              <w:rPr>
+                <w:b/>
+                <w:bCs/>
+                <w:color w:val="0F2B3C"/>
+                <w:sz w:val="16"/>
+                <w:szCs w:val="16"/>
+              </w:rPr>
+              <w:t xml:space="preserve">WORKING SPACE / CALCULATION STEPS</w:t>
+            </w:r>
+          </w:p>
+        </w:tc>
+        <w:tc>
+          <w:tcPr>
+            <w:tcW w:type="dxa" w:w="3000"/>
+            <w:shd w:fill="FBF3E2" w:color="auto" w:val="clear"/>
+            <w:tcMar>
+              <w:top w:type="dxa" w:w="60"/>
+              <w:left w:type="dxa" w:w="100"/>
+              <w:bottom w:type="dxa" w:w="60"/>
+              <w:right w:type="dxa" w:w="100"/>
+            </w:tcMar>
+          </w:tcPr>
+          <w:p>
+            <w:pPr>
+              <w:spacing w:after="0" w:before="0"/>
+            </w:pPr>
+            <w:r>
+              <w:rPr>
+                <w:b/>
+                <w:bCs/>
+                <w:color w:val="7A5400"/>
+                <w:sz w:val="16"/>
+                <w:szCs w:val="16"/>
+              </w:rPr>
+              <w:t xml:space="preserve">EXPLAIN YOUR REASONING</w:t>
+            </w:r>
+          </w:p>
+        </w:tc>
+      </w:tr>
+      <w:tr>
+        <w:trPr>
+          <w:cantSplit/>
+        </w:trPr>
+        <w:tc>
+          <w:tcPr>
+            <w:tcW w:type="dxa" w:w="2800"/>
+            <w:tcMar>
+              <w:top w:type="dxa" w:w="80"/>
+              <w:left w:type="dxa" w:w="100"/>
+              <w:bottom w:type="dxa" w:w="80"/>
+              <w:right w:type="dxa" w:w="100"/>
+            </w:tcMar>
+            <w:vAlign w:val="top"/>
+          </w:tcPr>
+          <w:p>
+            <w:pPr>
+              <w:spacing w:after="40" w:before="0"/>
+            </w:pPr>
+            <w:r>
+              <w:rPr>
+                <w:b/>
+                <w:bCs/>
+                <w:color w:val="0F2B3C"/>
+                <w:sz w:val="20"/>
+                <w:szCs w:val="20"/>
+              </w:rPr>
+              <w:t xml:space="preserve">3.  So 2 × 3 × 4 = ___</w:t>
+            </w:r>
+          </w:p>
+        </w:tc>
+        <w:tc>
+          <w:tcPr>
+            <w:tcW w:type="dxa" w:w="3560"/>
+            <w:tcMar>
+              <w:top w:type="dxa" w:w="80"/>
+              <w:left w:type="dxa" w:w="100"/>
+              <w:bottom w:type="dxa" w:w="80"/>
+              <w:right w:type="dxa" w:w="100"/>
+            </w:tcMar>
+            <w:vAlign w:val="top"/>
+          </w:tcPr>
+          <w:p>
+            <w:pPr>
+              <w:spacing w:after="50" w:before="0"/>
+            </w:pPr>
+            <w:r>
+              <w:rPr>
+                <w:color w:val="BBBBBB"/>
+                <w:sz w:val="18"/>
+                <w:szCs w:val="18"/>
+              </w:rPr>
+              <w:t xml:space="preserve">____________________________</w:t>
+            </w:r>
+          </w:p>
+          <w:p>
+            <w:pPr>
+              <w:spacing w:after="50" w:before="0"/>
+            </w:pPr>
+            <w:r>
+              <w:rPr>
+                <w:color w:val="BBBBBB"/>
+                <w:sz w:val="18"/>
+                <w:szCs w:val="18"/>
+              </w:rPr>
+              <w:t xml:space="preserve">____________________________</w:t>
+            </w:r>
+          </w:p>
+          <w:p>
+            <w:pPr>
+              <w:spacing w:after="50" w:before="0"/>
+            </w:pPr>
+            <w:r>
+              <w:rPr>
+                <w:color w:val="BBBBBB"/>
+                <w:sz w:val="18"/>
+                <w:szCs w:val="18"/>
+              </w:rPr>
+              <w:t xml:space="preserve">____________________________</w:t>
+            </w:r>
+          </w:p>
+          <w:p>
+            <w:pPr>
+              <w:spacing w:after="50" w:before="0"/>
+            </w:pPr>
+            <w:r>
+              <w:rPr>
+                <w:color w:val="BBBBBB"/>
+                <w:sz w:val="18"/>
+                <w:szCs w:val="18"/>
+              </w:rPr>
+              <w:t xml:space="preserve">____________________________</w:t>
+            </w:r>
+          </w:p>
+        </w:tc>
+        <w:tc>
+          <w:tcPr>
+            <w:tcW w:type="dxa" w:w="3000"/>
+            <w:shd w:fill="FBF3E2" w:color="auto" w:val="clear"/>
+            <w:tcMar>
+              <w:top w:type="dxa" w:w="80"/>
+              <w:left w:type="dxa" w:w="100"/>
+              <w:bottom w:type="dxa" w:w="80"/>
+              <w:right w:type="dxa" w:w="100"/>
+            </w:tcMar>
+            <w:vAlign w:val="top"/>
+          </w:tcPr>
+          <w:p>
+            <w:pPr>
+              <w:spacing w:after="30" w:before="0"/>
+            </w:pPr>
+            <w:r>
+              <w:rPr>
+                <w:b/>
+                <w:bCs/>
+                <w:color w:val="0F2B3C"/>
+                <w:sz w:val="18"/>
+                <w:szCs w:val="18"/>
+              </w:rPr>
+              <w:t xml:space="preserve">Because... ________________</w:t>
+            </w:r>
+          </w:p>
+          <w:p>
+            <w:pPr>
+              <w:spacing w:after="50" w:before="0"/>
+            </w:pPr>
+            <w:r>
+              <w:rPr>
+                <w:color w:val="BBBBBB"/>
+                <w:sz w:val="18"/>
+                <w:szCs w:val="18"/>
+              </w:rPr>
+              <w:t xml:space="preserve">____________________________</w:t>
+            </w:r>
+          </w:p>
+          <w:p>
+            <w:pPr>
+              <w:spacing w:after="30" w:before="40"/>
+            </w:pPr>
+            <w:r>
+              <w:rPr>
+                <w:b/>
+                <w:bCs/>
+                <w:color w:val="1A6FB5"/>
+                <w:sz w:val="18"/>
+                <w:szCs w:val="18"/>
+              </w:rPr>
+              <w:t xml:space="preserve">Although... _______________</w:t>
+            </w:r>
+          </w:p>
+          <w:p>
+            <w:pPr>
+              <w:spacing w:after="50" w:before="0"/>
+            </w:pPr>
+            <w:r>
+              <w:rPr>
+                <w:color w:val="BBBBBB"/>
+                <w:sz w:val="18"/>
+                <w:szCs w:val="18"/>
+              </w:rPr>
+              <w:t xml:space="preserve">____________________________</w:t>
+            </w:r>
+          </w:p>
+          <w:p>
+            <w:pPr>
+              <w:spacing w:after="30" w:before="40"/>
+            </w:pPr>
+            <w:r>
+              <w:rPr>
+                <w:b/>
+                <w:bCs/>
+                <w:color w:val="7A5400"/>
+                <w:sz w:val="18"/>
+                <w:szCs w:val="18"/>
+              </w:rPr>
+              <w:t xml:space="preserve">Therefore... ______________</w:t>
+            </w:r>
+          </w:p>
+          <w:p>
+            <w:pPr>
+              <w:spacing w:after="50" w:before="0"/>
+            </w:pPr>
+            <w:r>
+              <w:rPr>
+                <w:color w:val="BBBBBB"/>
+                <w:sz w:val="18"/>
+                <w:szCs w:val="18"/>
+              </w:rPr>
+              <w:t xml:space="preserve">____________________________</w:t>
+            </w:r>
+          </w:p>
+        </w:tc>
+      </w:tr>
+    </w:tbl>
     <w:p>
       <w:pPr>
-        <w:spacing w:after="40" w:before="0"/>
-      </w:pPr>
-      <w:r>
-        <w:rPr>
-          <w:sz w:val="22"/>
-          <w:szCs w:val="22"/>
-        </w:rPr>
-        <w:t xml:space="preserve">2.  Now finish: take your answer (6) × 4 = ___</w:t>
-      </w:r>
-    </w:p>
-    <w:p>
-      <w:pPr>
-        <w:spacing w:after="80" w:before="0"/>
-      </w:pPr>
-      <w:r>
-        <w:rPr>
-          <w:color w:val="BBBBBB"/>
-        </w:rPr>
-        <w:t xml:space="preserve">____________________________________________________</w:t>
-      </w:r>
-    </w:p>
-    <w:p>
-      <w:pPr>
-        <w:spacing w:after="40" w:before="0"/>
-      </w:pPr>
-      <w:r>
-        <w:rPr>
-          <w:sz w:val="22"/>
-          <w:szCs w:val="22"/>
-        </w:rPr>
-        <w:t xml:space="preserve">3.  So 2 × 3 × 4 = ___</w:t>
-      </w:r>
-    </w:p>
-    <w:p>
-      <w:pPr>
-        <w:spacing w:after="80" w:before="0"/>
-      </w:pPr>
-      <w:r>
-        <w:rPr>
-          <w:color w:val="BBBBBB"/>
-        </w:rPr>
-        <w:t xml:space="preserve">____________________________________________________</w:t>
+        <w:spacing w:after="60" w:before="0"/>
+      </w:pPr>
+      <w:r>
+        <w:t xml:space="preserve"/>
       </w:r>
     </w:p>
     <w:p>
@@ -225,86 +2464,935 @@
         <w:t xml:space="preserve">Multiply all three edges.</w:t>
       </w:r>
     </w:p>
+    <w:tbl>
+      <w:tblPr>
+        <w:tblW w:type="dxa" w:w="9360"/>
+        <w:tblBorders>
+          <w:top w:val="single" w:color="C7D2DD" w:sz="6"/>
+          <w:left w:val="single" w:color="C7D2DD" w:sz="6"/>
+          <w:bottom w:val="single" w:color="C7D2DD" w:sz="6"/>
+          <w:right w:val="single" w:color="C7D2DD" w:sz="6"/>
+          <w:insideH w:val="single" w:color="C7D2DD" w:sz="6"/>
+          <w:insideV w:val="single" w:color="C7D2DD" w:sz="6"/>
+        </w:tblBorders>
+      </w:tblPr>
+      <w:tblGrid>
+        <w:gridCol w:w="2800"/>
+        <w:gridCol w:w="3560"/>
+        <w:gridCol w:w="3000"/>
+      </w:tblGrid>
+      <w:tr>
+        <w:trPr>
+          <w:cantSplit/>
+          <w:tblHeader/>
+        </w:trPr>
+        <w:tc>
+          <w:tcPr>
+            <w:tcW w:type="dxa" w:w="2800"/>
+            <w:shd w:fill="EEF4F8" w:color="auto" w:val="clear"/>
+            <w:tcMar>
+              <w:top w:type="dxa" w:w="60"/>
+              <w:left w:type="dxa" w:w="100"/>
+              <w:bottom w:type="dxa" w:w="60"/>
+              <w:right w:type="dxa" w:w="100"/>
+            </w:tcMar>
+          </w:tcPr>
+          <w:p>
+            <w:pPr>
+              <w:spacing w:after="0" w:before="0"/>
+            </w:pPr>
+            <w:r>
+              <w:rPr>
+                <w:b/>
+                <w:bCs/>
+                <w:color w:val="0F2B3C"/>
+                <w:sz w:val="16"/>
+                <w:szCs w:val="16"/>
+              </w:rPr>
+              <w:t xml:space="preserve">CORE PROBLEM / GIVEN REPRESENTATION</w:t>
+            </w:r>
+          </w:p>
+        </w:tc>
+        <w:tc>
+          <w:tcPr>
+            <w:tcW w:type="dxa" w:w="3560"/>
+            <w:shd w:fill="EEF4F8" w:color="auto" w:val="clear"/>
+            <w:tcMar>
+              <w:top w:type="dxa" w:w="60"/>
+              <w:left w:type="dxa" w:w="100"/>
+              <w:bottom w:type="dxa" w:w="60"/>
+              <w:right w:type="dxa" w:w="100"/>
+            </w:tcMar>
+          </w:tcPr>
+          <w:p>
+            <w:pPr>
+              <w:spacing w:after="0" w:before="0"/>
+            </w:pPr>
+            <w:r>
+              <w:rPr>
+                <w:b/>
+                <w:bCs/>
+                <w:color w:val="0F2B3C"/>
+                <w:sz w:val="16"/>
+                <w:szCs w:val="16"/>
+              </w:rPr>
+              <w:t xml:space="preserve">WORKING SPACE / CALCULATION STEPS</w:t>
+            </w:r>
+          </w:p>
+        </w:tc>
+        <w:tc>
+          <w:tcPr>
+            <w:tcW w:type="dxa" w:w="3000"/>
+            <w:shd w:fill="FBF3E2" w:color="auto" w:val="clear"/>
+            <w:tcMar>
+              <w:top w:type="dxa" w:w="60"/>
+              <w:left w:type="dxa" w:w="100"/>
+              <w:bottom w:type="dxa" w:w="60"/>
+              <w:right w:type="dxa" w:w="100"/>
+            </w:tcMar>
+          </w:tcPr>
+          <w:p>
+            <w:pPr>
+              <w:spacing w:after="0" w:before="0"/>
+            </w:pPr>
+            <w:r>
+              <w:rPr>
+                <w:b/>
+                <w:bCs/>
+                <w:color w:val="7A5400"/>
+                <w:sz w:val="16"/>
+                <w:szCs w:val="16"/>
+              </w:rPr>
+              <w:t xml:space="preserve">EXPLAIN YOUR REASONING</w:t>
+            </w:r>
+          </w:p>
+        </w:tc>
+      </w:tr>
+      <w:tr>
+        <w:trPr>
+          <w:cantSplit/>
+        </w:trPr>
+        <w:tc>
+          <w:tcPr>
+            <w:tcW w:type="dxa" w:w="2800"/>
+            <w:tcMar>
+              <w:top w:type="dxa" w:w="80"/>
+              <w:left w:type="dxa" w:w="100"/>
+              <w:bottom w:type="dxa" w:w="80"/>
+              <w:right w:type="dxa" w:w="100"/>
+            </w:tcMar>
+            <w:vAlign w:val="top"/>
+          </w:tcPr>
+          <w:p>
+            <w:pPr>
+              <w:spacing w:after="40" w:before="0"/>
+            </w:pPr>
+            <w:r>
+              <w:rPr>
+                <w:b/>
+                <w:bCs/>
+                <w:color w:val="0F2B3C"/>
+                <w:sz w:val="20"/>
+                <w:szCs w:val="20"/>
+              </w:rPr>
+              <w:t xml:space="preserve">1.  3 × 3 × 2 = ___</w:t>
+            </w:r>
+          </w:p>
+        </w:tc>
+        <w:tc>
+          <w:tcPr>
+            <w:tcW w:type="dxa" w:w="3560"/>
+            <w:tcMar>
+              <w:top w:type="dxa" w:w="80"/>
+              <w:left w:type="dxa" w:w="100"/>
+              <w:bottom w:type="dxa" w:w="80"/>
+              <w:right w:type="dxa" w:w="100"/>
+            </w:tcMar>
+            <w:vAlign w:val="top"/>
+          </w:tcPr>
+          <w:p>
+            <w:pPr>
+              <w:spacing w:after="50" w:before="0"/>
+            </w:pPr>
+            <w:r>
+              <w:rPr>
+                <w:color w:val="BBBBBB"/>
+                <w:sz w:val="18"/>
+                <w:szCs w:val="18"/>
+              </w:rPr>
+              <w:t xml:space="preserve">____________________________</w:t>
+            </w:r>
+          </w:p>
+          <w:p>
+            <w:pPr>
+              <w:spacing w:after="50" w:before="0"/>
+            </w:pPr>
+            <w:r>
+              <w:rPr>
+                <w:color w:val="BBBBBB"/>
+                <w:sz w:val="18"/>
+                <w:szCs w:val="18"/>
+              </w:rPr>
+              <w:t xml:space="preserve">____________________________</w:t>
+            </w:r>
+          </w:p>
+          <w:p>
+            <w:pPr>
+              <w:spacing w:after="50" w:before="0"/>
+            </w:pPr>
+            <w:r>
+              <w:rPr>
+                <w:color w:val="BBBBBB"/>
+                <w:sz w:val="18"/>
+                <w:szCs w:val="18"/>
+              </w:rPr>
+              <w:t xml:space="preserve">____________________________</w:t>
+            </w:r>
+          </w:p>
+          <w:p>
+            <w:pPr>
+              <w:spacing w:after="50" w:before="0"/>
+            </w:pPr>
+            <w:r>
+              <w:rPr>
+                <w:color w:val="BBBBBB"/>
+                <w:sz w:val="18"/>
+                <w:szCs w:val="18"/>
+              </w:rPr>
+              <w:t xml:space="preserve">____________________________</w:t>
+            </w:r>
+          </w:p>
+        </w:tc>
+        <w:tc>
+          <w:tcPr>
+            <w:tcW w:type="dxa" w:w="3000"/>
+            <w:shd w:fill="FBF3E2" w:color="auto" w:val="clear"/>
+            <w:tcMar>
+              <w:top w:type="dxa" w:w="80"/>
+              <w:left w:type="dxa" w:w="100"/>
+              <w:bottom w:type="dxa" w:w="80"/>
+              <w:right w:type="dxa" w:w="100"/>
+            </w:tcMar>
+            <w:vAlign w:val="top"/>
+          </w:tcPr>
+          <w:p>
+            <w:pPr>
+              <w:spacing w:after="30" w:before="0"/>
+            </w:pPr>
+            <w:r>
+              <w:rPr>
+                <w:b/>
+                <w:bCs/>
+                <w:color w:val="0F2B3C"/>
+                <w:sz w:val="18"/>
+                <w:szCs w:val="18"/>
+              </w:rPr>
+              <w:t xml:space="preserve">Because... ________________</w:t>
+            </w:r>
+          </w:p>
+          <w:p>
+            <w:pPr>
+              <w:spacing w:after="50" w:before="0"/>
+            </w:pPr>
+            <w:r>
+              <w:rPr>
+                <w:color w:val="BBBBBB"/>
+                <w:sz w:val="18"/>
+                <w:szCs w:val="18"/>
+              </w:rPr>
+              <w:t xml:space="preserve">____________________________</w:t>
+            </w:r>
+          </w:p>
+          <w:p>
+            <w:pPr>
+              <w:spacing w:after="30" w:before="40"/>
+            </w:pPr>
+            <w:r>
+              <w:rPr>
+                <w:b/>
+                <w:bCs/>
+                <w:color w:val="1A6FB5"/>
+                <w:sz w:val="18"/>
+                <w:szCs w:val="18"/>
+              </w:rPr>
+              <w:t xml:space="preserve">Although... _______________</w:t>
+            </w:r>
+          </w:p>
+          <w:p>
+            <w:pPr>
+              <w:spacing w:after="50" w:before="0"/>
+            </w:pPr>
+            <w:r>
+              <w:rPr>
+                <w:color w:val="BBBBBB"/>
+                <w:sz w:val="18"/>
+                <w:szCs w:val="18"/>
+              </w:rPr>
+              <w:t xml:space="preserve">____________________________</w:t>
+            </w:r>
+          </w:p>
+          <w:p>
+            <w:pPr>
+              <w:spacing w:after="30" w:before="40"/>
+            </w:pPr>
+            <w:r>
+              <w:rPr>
+                <w:b/>
+                <w:bCs/>
+                <w:color w:val="7A5400"/>
+                <w:sz w:val="18"/>
+                <w:szCs w:val="18"/>
+              </w:rPr>
+              <w:t xml:space="preserve">Therefore... ______________</w:t>
+            </w:r>
+          </w:p>
+          <w:p>
+            <w:pPr>
+              <w:spacing w:after="50" w:before="0"/>
+            </w:pPr>
+            <w:r>
+              <w:rPr>
+                <w:color w:val="BBBBBB"/>
+                <w:sz w:val="18"/>
+                <w:szCs w:val="18"/>
+              </w:rPr>
+              <w:t xml:space="preserve">____________________________</w:t>
+            </w:r>
+          </w:p>
+        </w:tc>
+      </w:tr>
+    </w:tbl>
     <w:p>
       <w:pPr>
-        <w:spacing w:after="40" w:before="0"/>
-      </w:pPr>
-      <w:r>
-        <w:rPr>
-          <w:sz w:val="22"/>
-          <w:szCs w:val="22"/>
-        </w:rPr>
-        <w:t xml:space="preserve">1.  3 × 3 × 2 = ___</w:t>
+        <w:spacing w:after="60" w:before="0"/>
+      </w:pPr>
+      <w:r>
+        <w:t xml:space="preserve"/>
       </w:r>
     </w:p>
+    <w:tbl>
+      <w:tblPr>
+        <w:tblW w:type="dxa" w:w="9360"/>
+        <w:tblBorders>
+          <w:top w:val="single" w:color="C7D2DD" w:sz="6"/>
+          <w:left w:val="single" w:color="C7D2DD" w:sz="6"/>
+          <w:bottom w:val="single" w:color="C7D2DD" w:sz="6"/>
+          <w:right w:val="single" w:color="C7D2DD" w:sz="6"/>
+          <w:insideH w:val="single" w:color="C7D2DD" w:sz="6"/>
+          <w:insideV w:val="single" w:color="C7D2DD" w:sz="6"/>
+        </w:tblBorders>
+      </w:tblPr>
+      <w:tblGrid>
+        <w:gridCol w:w="2800"/>
+        <w:gridCol w:w="3560"/>
+        <w:gridCol w:w="3000"/>
+      </w:tblGrid>
+      <w:tr>
+        <w:trPr>
+          <w:cantSplit/>
+          <w:tblHeader/>
+        </w:trPr>
+        <w:tc>
+          <w:tcPr>
+            <w:tcW w:type="dxa" w:w="2800"/>
+            <w:shd w:fill="EEF4F8" w:color="auto" w:val="clear"/>
+            <w:tcMar>
+              <w:top w:type="dxa" w:w="60"/>
+              <w:left w:type="dxa" w:w="100"/>
+              <w:bottom w:type="dxa" w:w="60"/>
+              <w:right w:type="dxa" w:w="100"/>
+            </w:tcMar>
+          </w:tcPr>
+          <w:p>
+            <w:pPr>
+              <w:spacing w:after="0" w:before="0"/>
+            </w:pPr>
+            <w:r>
+              <w:rPr>
+                <w:b/>
+                <w:bCs/>
+                <w:color w:val="0F2B3C"/>
+                <w:sz w:val="16"/>
+                <w:szCs w:val="16"/>
+              </w:rPr>
+              <w:t xml:space="preserve">CORE PROBLEM / GIVEN REPRESENTATION</w:t>
+            </w:r>
+          </w:p>
+        </w:tc>
+        <w:tc>
+          <w:tcPr>
+            <w:tcW w:type="dxa" w:w="3560"/>
+            <w:shd w:fill="EEF4F8" w:color="auto" w:val="clear"/>
+            <w:tcMar>
+              <w:top w:type="dxa" w:w="60"/>
+              <w:left w:type="dxa" w:w="100"/>
+              <w:bottom w:type="dxa" w:w="60"/>
+              <w:right w:type="dxa" w:w="100"/>
+            </w:tcMar>
+          </w:tcPr>
+          <w:p>
+            <w:pPr>
+              <w:spacing w:after="0" w:before="0"/>
+            </w:pPr>
+            <w:r>
+              <w:rPr>
+                <w:b/>
+                <w:bCs/>
+                <w:color w:val="0F2B3C"/>
+                <w:sz w:val="16"/>
+                <w:szCs w:val="16"/>
+              </w:rPr>
+              <w:t xml:space="preserve">WORKING SPACE / CALCULATION STEPS</w:t>
+            </w:r>
+          </w:p>
+        </w:tc>
+        <w:tc>
+          <w:tcPr>
+            <w:tcW w:type="dxa" w:w="3000"/>
+            <w:shd w:fill="FBF3E2" w:color="auto" w:val="clear"/>
+            <w:tcMar>
+              <w:top w:type="dxa" w:w="60"/>
+              <w:left w:type="dxa" w:w="100"/>
+              <w:bottom w:type="dxa" w:w="60"/>
+              <w:right w:type="dxa" w:w="100"/>
+            </w:tcMar>
+          </w:tcPr>
+          <w:p>
+            <w:pPr>
+              <w:spacing w:after="0" w:before="0"/>
+            </w:pPr>
+            <w:r>
+              <w:rPr>
+                <w:b/>
+                <w:bCs/>
+                <w:color w:val="7A5400"/>
+                <w:sz w:val="16"/>
+                <w:szCs w:val="16"/>
+              </w:rPr>
+              <w:t xml:space="preserve">EXPLAIN YOUR REASONING</w:t>
+            </w:r>
+          </w:p>
+        </w:tc>
+      </w:tr>
+      <w:tr>
+        <w:trPr>
+          <w:cantSplit/>
+        </w:trPr>
+        <w:tc>
+          <w:tcPr>
+            <w:tcW w:type="dxa" w:w="2800"/>
+            <w:tcMar>
+              <w:top w:type="dxa" w:w="80"/>
+              <w:left w:type="dxa" w:w="100"/>
+              <w:bottom w:type="dxa" w:w="80"/>
+              <w:right w:type="dxa" w:w="100"/>
+            </w:tcMar>
+            <w:vAlign w:val="top"/>
+          </w:tcPr>
+          <w:p>
+            <w:pPr>
+              <w:spacing w:after="40" w:before="0"/>
+            </w:pPr>
+            <w:r>
+              <w:rPr>
+                <w:b/>
+                <w:bCs/>
+                <w:color w:val="0F2B3C"/>
+                <w:sz w:val="20"/>
+                <w:szCs w:val="20"/>
+              </w:rPr>
+              <w:t xml:space="preserve">2.  A box is 5 long, 2 wide, 3 tall. How many unit cubes fill it? (5 × 2 × 3)</w:t>
+            </w:r>
+          </w:p>
+        </w:tc>
+        <w:tc>
+          <w:tcPr>
+            <w:tcW w:type="dxa" w:w="3560"/>
+            <w:tcMar>
+              <w:top w:type="dxa" w:w="80"/>
+              <w:left w:type="dxa" w:w="100"/>
+              <w:bottom w:type="dxa" w:w="80"/>
+              <w:right w:type="dxa" w:w="100"/>
+            </w:tcMar>
+            <w:vAlign w:val="top"/>
+          </w:tcPr>
+          <w:p>
+            <w:pPr>
+              <w:spacing w:after="50" w:before="0"/>
+            </w:pPr>
+            <w:r>
+              <w:rPr>
+                <w:color w:val="BBBBBB"/>
+                <w:sz w:val="18"/>
+                <w:szCs w:val="18"/>
+              </w:rPr>
+              <w:t xml:space="preserve">____________________________</w:t>
+            </w:r>
+          </w:p>
+          <w:p>
+            <w:pPr>
+              <w:spacing w:after="50" w:before="0"/>
+            </w:pPr>
+            <w:r>
+              <w:rPr>
+                <w:color w:val="BBBBBB"/>
+                <w:sz w:val="18"/>
+                <w:szCs w:val="18"/>
+              </w:rPr>
+              <w:t xml:space="preserve">____________________________</w:t>
+            </w:r>
+          </w:p>
+          <w:p>
+            <w:pPr>
+              <w:spacing w:after="50" w:before="0"/>
+            </w:pPr>
+            <w:r>
+              <w:rPr>
+                <w:color w:val="BBBBBB"/>
+                <w:sz w:val="18"/>
+                <w:szCs w:val="18"/>
+              </w:rPr>
+              <w:t xml:space="preserve">____________________________</w:t>
+            </w:r>
+          </w:p>
+          <w:p>
+            <w:pPr>
+              <w:spacing w:after="50" w:before="0"/>
+            </w:pPr>
+            <w:r>
+              <w:rPr>
+                <w:color w:val="BBBBBB"/>
+                <w:sz w:val="18"/>
+                <w:szCs w:val="18"/>
+              </w:rPr>
+              <w:t xml:space="preserve">____________________________</w:t>
+            </w:r>
+          </w:p>
+        </w:tc>
+        <w:tc>
+          <w:tcPr>
+            <w:tcW w:type="dxa" w:w="3000"/>
+            <w:shd w:fill="FBF3E2" w:color="auto" w:val="clear"/>
+            <w:tcMar>
+              <w:top w:type="dxa" w:w="80"/>
+              <w:left w:type="dxa" w:w="100"/>
+              <w:bottom w:type="dxa" w:w="80"/>
+              <w:right w:type="dxa" w:w="100"/>
+            </w:tcMar>
+            <w:vAlign w:val="top"/>
+          </w:tcPr>
+          <w:p>
+            <w:pPr>
+              <w:spacing w:after="30" w:before="0"/>
+            </w:pPr>
+            <w:r>
+              <w:rPr>
+                <w:b/>
+                <w:bCs/>
+                <w:color w:val="0F2B3C"/>
+                <w:sz w:val="18"/>
+                <w:szCs w:val="18"/>
+              </w:rPr>
+              <w:t xml:space="preserve">Because... ________________</w:t>
+            </w:r>
+          </w:p>
+          <w:p>
+            <w:pPr>
+              <w:spacing w:after="50" w:before="0"/>
+            </w:pPr>
+            <w:r>
+              <w:rPr>
+                <w:color w:val="BBBBBB"/>
+                <w:sz w:val="18"/>
+                <w:szCs w:val="18"/>
+              </w:rPr>
+              <w:t xml:space="preserve">____________________________</w:t>
+            </w:r>
+          </w:p>
+          <w:p>
+            <w:pPr>
+              <w:spacing w:after="30" w:before="40"/>
+            </w:pPr>
+            <w:r>
+              <w:rPr>
+                <w:b/>
+                <w:bCs/>
+                <w:color w:val="1A6FB5"/>
+                <w:sz w:val="18"/>
+                <w:szCs w:val="18"/>
+              </w:rPr>
+              <w:t xml:space="preserve">Although... _______________</w:t>
+            </w:r>
+          </w:p>
+          <w:p>
+            <w:pPr>
+              <w:spacing w:after="50" w:before="0"/>
+            </w:pPr>
+            <w:r>
+              <w:rPr>
+                <w:color w:val="BBBBBB"/>
+                <w:sz w:val="18"/>
+                <w:szCs w:val="18"/>
+              </w:rPr>
+              <w:t xml:space="preserve">____________________________</w:t>
+            </w:r>
+          </w:p>
+          <w:p>
+            <w:pPr>
+              <w:spacing w:after="30" w:before="40"/>
+            </w:pPr>
+            <w:r>
+              <w:rPr>
+                <w:b/>
+                <w:bCs/>
+                <w:color w:val="7A5400"/>
+                <w:sz w:val="18"/>
+                <w:szCs w:val="18"/>
+              </w:rPr>
+              <w:t xml:space="preserve">Therefore... ______________</w:t>
+            </w:r>
+          </w:p>
+          <w:p>
+            <w:pPr>
+              <w:spacing w:after="50" w:before="0"/>
+            </w:pPr>
+            <w:r>
+              <w:rPr>
+                <w:color w:val="BBBBBB"/>
+                <w:sz w:val="18"/>
+                <w:szCs w:val="18"/>
+              </w:rPr>
+              <w:t xml:space="preserve">____________________________</w:t>
+            </w:r>
+          </w:p>
+        </w:tc>
+      </w:tr>
+    </w:tbl>
     <w:p>
       <w:pPr>
-        <w:spacing w:after="80" w:before="0"/>
-      </w:pPr>
-      <w:r>
-        <w:rPr>
-          <w:color w:val="BBBBBB"/>
-        </w:rPr>
-        <w:t xml:space="preserve">____________________________________________________</w:t>
+        <w:spacing w:after="60" w:before="0"/>
+      </w:pPr>
+      <w:r>
+        <w:t xml:space="preserve"/>
       </w:r>
     </w:p>
+    <w:tbl>
+      <w:tblPr>
+        <w:tblW w:type="dxa" w:w="9360"/>
+        <w:tblBorders>
+          <w:top w:val="single" w:color="C7D2DD" w:sz="6"/>
+          <w:left w:val="single" w:color="C7D2DD" w:sz="6"/>
+          <w:bottom w:val="single" w:color="C7D2DD" w:sz="6"/>
+          <w:right w:val="single" w:color="C7D2DD" w:sz="6"/>
+          <w:insideH w:val="single" w:color="C7D2DD" w:sz="6"/>
+          <w:insideV w:val="single" w:color="C7D2DD" w:sz="6"/>
+        </w:tblBorders>
+      </w:tblPr>
+      <w:tblGrid>
+        <w:gridCol w:w="2800"/>
+        <w:gridCol w:w="3560"/>
+        <w:gridCol w:w="3000"/>
+      </w:tblGrid>
+      <w:tr>
+        <w:trPr>
+          <w:cantSplit/>
+          <w:tblHeader/>
+        </w:trPr>
+        <w:tc>
+          <w:tcPr>
+            <w:tcW w:type="dxa" w:w="2800"/>
+            <w:shd w:fill="EEF4F8" w:color="auto" w:val="clear"/>
+            <w:tcMar>
+              <w:top w:type="dxa" w:w="60"/>
+              <w:left w:type="dxa" w:w="100"/>
+              <w:bottom w:type="dxa" w:w="60"/>
+              <w:right w:type="dxa" w:w="100"/>
+            </w:tcMar>
+          </w:tcPr>
+          <w:p>
+            <w:pPr>
+              <w:spacing w:after="0" w:before="0"/>
+            </w:pPr>
+            <w:r>
+              <w:rPr>
+                <w:b/>
+                <w:bCs/>
+                <w:color w:val="0F2B3C"/>
+                <w:sz w:val="16"/>
+                <w:szCs w:val="16"/>
+              </w:rPr>
+              <w:t xml:space="preserve">CORE PROBLEM / GIVEN REPRESENTATION</w:t>
+            </w:r>
+          </w:p>
+        </w:tc>
+        <w:tc>
+          <w:tcPr>
+            <w:tcW w:type="dxa" w:w="3560"/>
+            <w:shd w:fill="EEF4F8" w:color="auto" w:val="clear"/>
+            <w:tcMar>
+              <w:top w:type="dxa" w:w="60"/>
+              <w:left w:type="dxa" w:w="100"/>
+              <w:bottom w:type="dxa" w:w="60"/>
+              <w:right w:type="dxa" w:w="100"/>
+            </w:tcMar>
+          </w:tcPr>
+          <w:p>
+            <w:pPr>
+              <w:spacing w:after="0" w:before="0"/>
+            </w:pPr>
+            <w:r>
+              <w:rPr>
+                <w:b/>
+                <w:bCs/>
+                <w:color w:val="0F2B3C"/>
+                <w:sz w:val="16"/>
+                <w:szCs w:val="16"/>
+              </w:rPr>
+              <w:t xml:space="preserve">WORKING SPACE / CALCULATION STEPS</w:t>
+            </w:r>
+          </w:p>
+        </w:tc>
+        <w:tc>
+          <w:tcPr>
+            <w:tcW w:type="dxa" w:w="3000"/>
+            <w:shd w:fill="FBF3E2" w:color="auto" w:val="clear"/>
+            <w:tcMar>
+              <w:top w:type="dxa" w:w="60"/>
+              <w:left w:type="dxa" w:w="100"/>
+              <w:bottom w:type="dxa" w:w="60"/>
+              <w:right w:type="dxa" w:w="100"/>
+            </w:tcMar>
+          </w:tcPr>
+          <w:p>
+            <w:pPr>
+              <w:spacing w:after="0" w:before="0"/>
+            </w:pPr>
+            <w:r>
+              <w:rPr>
+                <w:b/>
+                <w:bCs/>
+                <w:color w:val="7A5400"/>
+                <w:sz w:val="16"/>
+                <w:szCs w:val="16"/>
+              </w:rPr>
+              <w:t xml:space="preserve">EXPLAIN YOUR REASONING</w:t>
+            </w:r>
+          </w:p>
+        </w:tc>
+      </w:tr>
+      <w:tr>
+        <w:trPr>
+          <w:cantSplit/>
+        </w:trPr>
+        <w:tc>
+          <w:tcPr>
+            <w:tcW w:type="dxa" w:w="2800"/>
+            <w:tcMar>
+              <w:top w:type="dxa" w:w="80"/>
+              <w:left w:type="dxa" w:w="100"/>
+              <w:bottom w:type="dxa" w:w="80"/>
+              <w:right w:type="dxa" w:w="100"/>
+            </w:tcMar>
+            <w:vAlign w:val="top"/>
+          </w:tcPr>
+          <w:p>
+            <w:pPr>
+              <w:spacing w:after="40" w:before="0"/>
+            </w:pPr>
+            <w:r>
+              <w:rPr>
+                <w:b/>
+                <w:bCs/>
+                <w:color w:val="0F2B3C"/>
+                <w:sz w:val="20"/>
+                <w:szCs w:val="20"/>
+              </w:rPr>
+              <w:t xml:space="preserve">3.  Volume is measured in which units?</w:t>
+            </w:r>
+          </w:p>
+          <w:p>
+            <w:pPr>
+              <w:spacing w:after="0" w:before="0"/>
+            </w:pPr>
+            <w:r>
+              <w:rPr>
+                <w:color w:val="5E6E7E"/>
+                <w:sz w:val="18"/>
+                <w:szCs w:val="18"/>
+              </w:rPr>
+              <w:t xml:space="preserve">Choices: Square units   /   Cubic units   /   Plain units</w:t>
+            </w:r>
+          </w:p>
+        </w:tc>
+        <w:tc>
+          <w:tcPr>
+            <w:tcW w:type="dxa" w:w="3560"/>
+            <w:tcMar>
+              <w:top w:type="dxa" w:w="80"/>
+              <w:left w:type="dxa" w:w="100"/>
+              <w:bottom w:type="dxa" w:w="80"/>
+              <w:right w:type="dxa" w:w="100"/>
+            </w:tcMar>
+            <w:vAlign w:val="top"/>
+          </w:tcPr>
+          <w:p>
+            <w:pPr>
+              <w:spacing w:after="50" w:before="0"/>
+            </w:pPr>
+            <w:r>
+              <w:rPr>
+                <w:color w:val="BBBBBB"/>
+                <w:sz w:val="18"/>
+                <w:szCs w:val="18"/>
+              </w:rPr>
+              <w:t xml:space="preserve">____________________________</w:t>
+            </w:r>
+          </w:p>
+          <w:p>
+            <w:pPr>
+              <w:spacing w:after="50" w:before="0"/>
+            </w:pPr>
+            <w:r>
+              <w:rPr>
+                <w:color w:val="BBBBBB"/>
+                <w:sz w:val="18"/>
+                <w:szCs w:val="18"/>
+              </w:rPr>
+              <w:t xml:space="preserve">____________________________</w:t>
+            </w:r>
+          </w:p>
+          <w:p>
+            <w:pPr>
+              <w:spacing w:after="50" w:before="0"/>
+            </w:pPr>
+            <w:r>
+              <w:rPr>
+                <w:color w:val="BBBBBB"/>
+                <w:sz w:val="18"/>
+                <w:szCs w:val="18"/>
+              </w:rPr>
+              <w:t xml:space="preserve">____________________________</w:t>
+            </w:r>
+          </w:p>
+          <w:p>
+            <w:pPr>
+              <w:spacing w:after="50" w:before="0"/>
+            </w:pPr>
+            <w:r>
+              <w:rPr>
+                <w:color w:val="BBBBBB"/>
+                <w:sz w:val="18"/>
+                <w:szCs w:val="18"/>
+              </w:rPr>
+              <w:t xml:space="preserve">____________________________</w:t>
+            </w:r>
+          </w:p>
+        </w:tc>
+        <w:tc>
+          <w:tcPr>
+            <w:tcW w:type="dxa" w:w="3000"/>
+            <w:shd w:fill="FBF3E2" w:color="auto" w:val="clear"/>
+            <w:tcMar>
+              <w:top w:type="dxa" w:w="80"/>
+              <w:left w:type="dxa" w:w="100"/>
+              <w:bottom w:type="dxa" w:w="80"/>
+              <w:right w:type="dxa" w:w="100"/>
+            </w:tcMar>
+            <w:vAlign w:val="top"/>
+          </w:tcPr>
+          <w:p>
+            <w:pPr>
+              <w:spacing w:after="30" w:before="0"/>
+            </w:pPr>
+            <w:r>
+              <w:rPr>
+                <w:b/>
+                <w:bCs/>
+                <w:color w:val="0F2B3C"/>
+                <w:sz w:val="18"/>
+                <w:szCs w:val="18"/>
+              </w:rPr>
+              <w:t xml:space="preserve">Because... ________________</w:t>
+            </w:r>
+          </w:p>
+          <w:p>
+            <w:pPr>
+              <w:spacing w:after="50" w:before="0"/>
+            </w:pPr>
+            <w:r>
+              <w:rPr>
+                <w:color w:val="BBBBBB"/>
+                <w:sz w:val="18"/>
+                <w:szCs w:val="18"/>
+              </w:rPr>
+              <w:t xml:space="preserve">____________________________</w:t>
+            </w:r>
+          </w:p>
+          <w:p>
+            <w:pPr>
+              <w:spacing w:after="30" w:before="40"/>
+            </w:pPr>
+            <w:r>
+              <w:rPr>
+                <w:b/>
+                <w:bCs/>
+                <w:color w:val="1A6FB5"/>
+                <w:sz w:val="18"/>
+                <w:szCs w:val="18"/>
+              </w:rPr>
+              <w:t xml:space="preserve">Although... _______________</w:t>
+            </w:r>
+          </w:p>
+          <w:p>
+            <w:pPr>
+              <w:spacing w:after="50" w:before="0"/>
+            </w:pPr>
+            <w:r>
+              <w:rPr>
+                <w:color w:val="BBBBBB"/>
+                <w:sz w:val="18"/>
+                <w:szCs w:val="18"/>
+              </w:rPr>
+              <w:t xml:space="preserve">____________________________</w:t>
+            </w:r>
+          </w:p>
+          <w:p>
+            <w:pPr>
+              <w:spacing w:after="30" w:before="40"/>
+            </w:pPr>
+            <w:r>
+              <w:rPr>
+                <w:b/>
+                <w:bCs/>
+                <w:color w:val="7A5400"/>
+                <w:sz w:val="18"/>
+                <w:szCs w:val="18"/>
+              </w:rPr>
+              <w:t xml:space="preserve">Therefore... ______________</w:t>
+            </w:r>
+          </w:p>
+          <w:p>
+            <w:pPr>
+              <w:spacing w:after="50" w:before="0"/>
+            </w:pPr>
+            <w:r>
+              <w:rPr>
+                <w:color w:val="BBBBBB"/>
+                <w:sz w:val="18"/>
+                <w:szCs w:val="18"/>
+              </w:rPr>
+              <w:t xml:space="preserve">____________________________</w:t>
+            </w:r>
+          </w:p>
+        </w:tc>
+      </w:tr>
+    </w:tbl>
     <w:p>
       <w:pPr>
-        <w:spacing w:after="40" w:before="0"/>
-      </w:pPr>
-      <w:r>
-        <w:rPr>
-          <w:sz w:val="22"/>
-          <w:szCs w:val="22"/>
-        </w:rPr>
-        <w:t xml:space="preserve">2.  A box is 5 long, 2 wide, 3 tall. How many unit cubes fill it? (5 × 2 × 3)</w:t>
-      </w:r>
-    </w:p>
-    <w:p>
-      <w:pPr>
-        <w:spacing w:after="80" w:before="0"/>
-      </w:pPr>
-      <w:r>
-        <w:rPr>
-          <w:color w:val="BBBBBB"/>
-        </w:rPr>
-        <w:t xml:space="preserve">____________________________________________________</w:t>
-      </w:r>
-    </w:p>
-    <w:p>
-      <w:pPr>
-        <w:spacing w:after="40" w:before="0"/>
-      </w:pPr>
-      <w:r>
-        <w:rPr>
-          <w:sz w:val="22"/>
-          <w:szCs w:val="22"/>
-        </w:rPr>
-        <w:t xml:space="preserve">3.  Volume is measured in which units?</w:t>
-      </w:r>
-    </w:p>
-    <w:p>
-      <w:pPr>
-        <w:spacing w:after="40" w:before="0"/>
-      </w:pPr>
-      <w:r>
-        <w:rPr>
-          <w:color w:val="5E6E7E"/>
-          <w:sz w:val="20"/>
-          <w:szCs w:val="20"/>
-        </w:rPr>
-        <w:t xml:space="preserve">     choices: Square units   /   Cubic units   /   Plain units</w:t>
-      </w:r>
-    </w:p>
-    <w:p>
-      <w:pPr>
-        <w:spacing w:after="80" w:before="0"/>
-      </w:pPr>
-      <w:r>
-        <w:rPr>
-          <w:color w:val="BBBBBB"/>
-        </w:rPr>
-        <w:t xml:space="preserve">____________________________________________________</w:t>
+        <w:spacing w:after="60" w:before="0"/>
+      </w:pPr>
+      <w:r>
+        <w:t xml:space="preserve"/>
       </w:r>
     </w:p>
     <w:p>
@@ -336,50 +3424,616 @@
         <w:t xml:space="preserve">Stretch into full volume problems.</w:t>
       </w:r>
     </w:p>
+    <w:tbl>
+      <w:tblPr>
+        <w:tblW w:type="dxa" w:w="9360"/>
+        <w:tblBorders>
+          <w:top w:val="single" w:color="C7D2DD" w:sz="6"/>
+          <w:left w:val="single" w:color="C7D2DD" w:sz="6"/>
+          <w:bottom w:val="single" w:color="C7D2DD" w:sz="6"/>
+          <w:right w:val="single" w:color="C7D2DD" w:sz="6"/>
+          <w:insideH w:val="single" w:color="C7D2DD" w:sz="6"/>
+          <w:insideV w:val="single" w:color="C7D2DD" w:sz="6"/>
+        </w:tblBorders>
+      </w:tblPr>
+      <w:tblGrid>
+        <w:gridCol w:w="2800"/>
+        <w:gridCol w:w="3560"/>
+        <w:gridCol w:w="3000"/>
+      </w:tblGrid>
+      <w:tr>
+        <w:trPr>
+          <w:cantSplit/>
+          <w:tblHeader/>
+        </w:trPr>
+        <w:tc>
+          <w:tcPr>
+            <w:tcW w:type="dxa" w:w="2800"/>
+            <w:shd w:fill="EEF4F8" w:color="auto" w:val="clear"/>
+            <w:tcMar>
+              <w:top w:type="dxa" w:w="60"/>
+              <w:left w:type="dxa" w:w="100"/>
+              <w:bottom w:type="dxa" w:w="60"/>
+              <w:right w:type="dxa" w:w="100"/>
+            </w:tcMar>
+          </w:tcPr>
+          <w:p>
+            <w:pPr>
+              <w:spacing w:after="0" w:before="0"/>
+            </w:pPr>
+            <w:r>
+              <w:rPr>
+                <w:b/>
+                <w:bCs/>
+                <w:color w:val="0F2B3C"/>
+                <w:sz w:val="16"/>
+                <w:szCs w:val="16"/>
+              </w:rPr>
+              <w:t xml:space="preserve">CORE PROBLEM / GIVEN REPRESENTATION</w:t>
+            </w:r>
+          </w:p>
+        </w:tc>
+        <w:tc>
+          <w:tcPr>
+            <w:tcW w:type="dxa" w:w="3560"/>
+            <w:shd w:fill="EEF4F8" w:color="auto" w:val="clear"/>
+            <w:tcMar>
+              <w:top w:type="dxa" w:w="60"/>
+              <w:left w:type="dxa" w:w="100"/>
+              <w:bottom w:type="dxa" w:w="60"/>
+              <w:right w:type="dxa" w:w="100"/>
+            </w:tcMar>
+          </w:tcPr>
+          <w:p>
+            <w:pPr>
+              <w:spacing w:after="0" w:before="0"/>
+            </w:pPr>
+            <w:r>
+              <w:rPr>
+                <w:b/>
+                <w:bCs/>
+                <w:color w:val="0F2B3C"/>
+                <w:sz w:val="16"/>
+                <w:szCs w:val="16"/>
+              </w:rPr>
+              <w:t xml:space="preserve">WORKING SPACE / CALCULATION STEPS</w:t>
+            </w:r>
+          </w:p>
+        </w:tc>
+        <w:tc>
+          <w:tcPr>
+            <w:tcW w:type="dxa" w:w="3000"/>
+            <w:shd w:fill="FBF3E2" w:color="auto" w:val="clear"/>
+            <w:tcMar>
+              <w:top w:type="dxa" w:w="60"/>
+              <w:left w:type="dxa" w:w="100"/>
+              <w:bottom w:type="dxa" w:w="60"/>
+              <w:right w:type="dxa" w:w="100"/>
+            </w:tcMar>
+          </w:tcPr>
+          <w:p>
+            <w:pPr>
+              <w:spacing w:after="0" w:before="0"/>
+            </w:pPr>
+            <w:r>
+              <w:rPr>
+                <w:b/>
+                <w:bCs/>
+                <w:color w:val="7A5400"/>
+                <w:sz w:val="16"/>
+                <w:szCs w:val="16"/>
+              </w:rPr>
+              <w:t xml:space="preserve">EXPLAIN YOUR REASONING</w:t>
+            </w:r>
+          </w:p>
+        </w:tc>
+      </w:tr>
+      <w:tr>
+        <w:trPr>
+          <w:cantSplit/>
+        </w:trPr>
+        <w:tc>
+          <w:tcPr>
+            <w:tcW w:type="dxa" w:w="2800"/>
+            <w:tcMar>
+              <w:top w:type="dxa" w:w="80"/>
+              <w:left w:type="dxa" w:w="100"/>
+              <w:bottom w:type="dxa" w:w="80"/>
+              <w:right w:type="dxa" w:w="100"/>
+            </w:tcMar>
+            <w:vAlign w:val="top"/>
+          </w:tcPr>
+          <w:p>
+            <w:pPr>
+              <w:spacing w:after="40" w:before="0"/>
+            </w:pPr>
+            <w:r>
+              <w:rPr>
+                <w:b/>
+                <w:bCs/>
+                <w:color w:val="0F2B3C"/>
+                <w:sz w:val="20"/>
+                <w:szCs w:val="20"/>
+              </w:rPr>
+              <w:t xml:space="preserve">1.  Find the volume: 4 × 3 × 5 cubic units.</w:t>
+            </w:r>
+          </w:p>
+        </w:tc>
+        <w:tc>
+          <w:tcPr>
+            <w:tcW w:type="dxa" w:w="3560"/>
+            <w:tcMar>
+              <w:top w:type="dxa" w:w="80"/>
+              <w:left w:type="dxa" w:w="100"/>
+              <w:bottom w:type="dxa" w:w="80"/>
+              <w:right w:type="dxa" w:w="100"/>
+            </w:tcMar>
+            <w:vAlign w:val="top"/>
+          </w:tcPr>
+          <w:p>
+            <w:pPr>
+              <w:spacing w:after="50" w:before="0"/>
+            </w:pPr>
+            <w:r>
+              <w:rPr>
+                <w:color w:val="BBBBBB"/>
+                <w:sz w:val="18"/>
+                <w:szCs w:val="18"/>
+              </w:rPr>
+              <w:t xml:space="preserve">____________________________</w:t>
+            </w:r>
+          </w:p>
+          <w:p>
+            <w:pPr>
+              <w:spacing w:after="50" w:before="0"/>
+            </w:pPr>
+            <w:r>
+              <w:rPr>
+                <w:color w:val="BBBBBB"/>
+                <w:sz w:val="18"/>
+                <w:szCs w:val="18"/>
+              </w:rPr>
+              <w:t xml:space="preserve">____________________________</w:t>
+            </w:r>
+          </w:p>
+          <w:p>
+            <w:pPr>
+              <w:spacing w:after="50" w:before="0"/>
+            </w:pPr>
+            <w:r>
+              <w:rPr>
+                <w:color w:val="BBBBBB"/>
+                <w:sz w:val="18"/>
+                <w:szCs w:val="18"/>
+              </w:rPr>
+              <w:t xml:space="preserve">____________________________</w:t>
+            </w:r>
+          </w:p>
+          <w:p>
+            <w:pPr>
+              <w:spacing w:after="50" w:before="0"/>
+            </w:pPr>
+            <w:r>
+              <w:rPr>
+                <w:color w:val="BBBBBB"/>
+                <w:sz w:val="18"/>
+                <w:szCs w:val="18"/>
+              </w:rPr>
+              <w:t xml:space="preserve">____________________________</w:t>
+            </w:r>
+          </w:p>
+        </w:tc>
+        <w:tc>
+          <w:tcPr>
+            <w:tcW w:type="dxa" w:w="3000"/>
+            <w:shd w:fill="FBF3E2" w:color="auto" w:val="clear"/>
+            <w:tcMar>
+              <w:top w:type="dxa" w:w="80"/>
+              <w:left w:type="dxa" w:w="100"/>
+              <w:bottom w:type="dxa" w:w="80"/>
+              <w:right w:type="dxa" w:w="100"/>
+            </w:tcMar>
+            <w:vAlign w:val="top"/>
+          </w:tcPr>
+          <w:p>
+            <w:pPr>
+              <w:spacing w:after="30" w:before="0"/>
+            </w:pPr>
+            <w:r>
+              <w:rPr>
+                <w:b/>
+                <w:bCs/>
+                <w:color w:val="0F2B3C"/>
+                <w:sz w:val="18"/>
+                <w:szCs w:val="18"/>
+              </w:rPr>
+              <w:t xml:space="preserve">Because... ________________</w:t>
+            </w:r>
+          </w:p>
+          <w:p>
+            <w:pPr>
+              <w:spacing w:after="50" w:before="0"/>
+            </w:pPr>
+            <w:r>
+              <w:rPr>
+                <w:color w:val="BBBBBB"/>
+                <w:sz w:val="18"/>
+                <w:szCs w:val="18"/>
+              </w:rPr>
+              <w:t xml:space="preserve">____________________________</w:t>
+            </w:r>
+          </w:p>
+          <w:p>
+            <w:pPr>
+              <w:spacing w:after="30" w:before="40"/>
+            </w:pPr>
+            <w:r>
+              <w:rPr>
+                <w:b/>
+                <w:bCs/>
+                <w:color w:val="1A6FB5"/>
+                <w:sz w:val="18"/>
+                <w:szCs w:val="18"/>
+              </w:rPr>
+              <w:t xml:space="preserve">Although... _______________</w:t>
+            </w:r>
+          </w:p>
+          <w:p>
+            <w:pPr>
+              <w:spacing w:after="50" w:before="0"/>
+            </w:pPr>
+            <w:r>
+              <w:rPr>
+                <w:color w:val="BBBBBB"/>
+                <w:sz w:val="18"/>
+                <w:szCs w:val="18"/>
+              </w:rPr>
+              <w:t xml:space="preserve">____________________________</w:t>
+            </w:r>
+          </w:p>
+          <w:p>
+            <w:pPr>
+              <w:spacing w:after="30" w:before="40"/>
+            </w:pPr>
+            <w:r>
+              <w:rPr>
+                <w:b/>
+                <w:bCs/>
+                <w:color w:val="7A5400"/>
+                <w:sz w:val="18"/>
+                <w:szCs w:val="18"/>
+              </w:rPr>
+              <w:t xml:space="preserve">Therefore... ______________</w:t>
+            </w:r>
+          </w:p>
+          <w:p>
+            <w:pPr>
+              <w:spacing w:after="50" w:before="0"/>
+            </w:pPr>
+            <w:r>
+              <w:rPr>
+                <w:color w:val="BBBBBB"/>
+                <w:sz w:val="18"/>
+                <w:szCs w:val="18"/>
+              </w:rPr>
+              <w:t xml:space="preserve">____________________________</w:t>
+            </w:r>
+          </w:p>
+        </w:tc>
+      </w:tr>
+    </w:tbl>
     <w:p>
       <w:pPr>
-        <w:spacing w:after="40" w:before="0"/>
-      </w:pPr>
-      <w:r>
-        <w:rPr>
-          <w:sz w:val="22"/>
-          <w:szCs w:val="22"/>
-        </w:rPr>
-        <w:t xml:space="preserve">1.  Find the volume: 4 × 3 × 5 cubic units.</w:t>
+        <w:spacing w:after="60" w:before="0"/>
+      </w:pPr>
+      <w:r>
+        <w:t xml:space="preserve"/>
       </w:r>
     </w:p>
+    <w:tbl>
+      <w:tblPr>
+        <w:tblW w:type="dxa" w:w="9360"/>
+        <w:tblBorders>
+          <w:top w:val="single" w:color="C7D2DD" w:sz="6"/>
+          <w:left w:val="single" w:color="C7D2DD" w:sz="6"/>
+          <w:bottom w:val="single" w:color="C7D2DD" w:sz="6"/>
+          <w:right w:val="single" w:color="C7D2DD" w:sz="6"/>
+          <w:insideH w:val="single" w:color="C7D2DD" w:sz="6"/>
+          <w:insideV w:val="single" w:color="C7D2DD" w:sz="6"/>
+        </w:tblBorders>
+      </w:tblPr>
+      <w:tblGrid>
+        <w:gridCol w:w="2800"/>
+        <w:gridCol w:w="3560"/>
+        <w:gridCol w:w="3000"/>
+      </w:tblGrid>
+      <w:tr>
+        <w:trPr>
+          <w:cantSplit/>
+          <w:tblHeader/>
+        </w:trPr>
+        <w:tc>
+          <w:tcPr>
+            <w:tcW w:type="dxa" w:w="2800"/>
+            <w:shd w:fill="EEF4F8" w:color="auto" w:val="clear"/>
+            <w:tcMar>
+              <w:top w:type="dxa" w:w="60"/>
+              <w:left w:type="dxa" w:w="100"/>
+              <w:bottom w:type="dxa" w:w="60"/>
+              <w:right w:type="dxa" w:w="100"/>
+            </w:tcMar>
+          </w:tcPr>
+          <w:p>
+            <w:pPr>
+              <w:spacing w:after="0" w:before="0"/>
+            </w:pPr>
+            <w:r>
+              <w:rPr>
+                <w:b/>
+                <w:bCs/>
+                <w:color w:val="0F2B3C"/>
+                <w:sz w:val="16"/>
+                <w:szCs w:val="16"/>
+              </w:rPr>
+              <w:t xml:space="preserve">CORE PROBLEM / GIVEN REPRESENTATION</w:t>
+            </w:r>
+          </w:p>
+        </w:tc>
+        <w:tc>
+          <w:tcPr>
+            <w:tcW w:type="dxa" w:w="3560"/>
+            <w:shd w:fill="EEF4F8" w:color="auto" w:val="clear"/>
+            <w:tcMar>
+              <w:top w:type="dxa" w:w="60"/>
+              <w:left w:type="dxa" w:w="100"/>
+              <w:bottom w:type="dxa" w:w="60"/>
+              <w:right w:type="dxa" w:w="100"/>
+            </w:tcMar>
+          </w:tcPr>
+          <w:p>
+            <w:pPr>
+              <w:spacing w:after="0" w:before="0"/>
+            </w:pPr>
+            <w:r>
+              <w:rPr>
+                <w:b/>
+                <w:bCs/>
+                <w:color w:val="0F2B3C"/>
+                <w:sz w:val="16"/>
+                <w:szCs w:val="16"/>
+              </w:rPr>
+              <w:t xml:space="preserve">WORKING SPACE / CALCULATION STEPS</w:t>
+            </w:r>
+          </w:p>
+        </w:tc>
+        <w:tc>
+          <w:tcPr>
+            <w:tcW w:type="dxa" w:w="3000"/>
+            <w:shd w:fill="FBF3E2" w:color="auto" w:val="clear"/>
+            <w:tcMar>
+              <w:top w:type="dxa" w:w="60"/>
+              <w:left w:type="dxa" w:w="100"/>
+              <w:bottom w:type="dxa" w:w="60"/>
+              <w:right w:type="dxa" w:w="100"/>
+            </w:tcMar>
+          </w:tcPr>
+          <w:p>
+            <w:pPr>
+              <w:spacing w:after="0" w:before="0"/>
+            </w:pPr>
+            <w:r>
+              <w:rPr>
+                <w:b/>
+                <w:bCs/>
+                <w:color w:val="7A5400"/>
+                <w:sz w:val="16"/>
+                <w:szCs w:val="16"/>
+              </w:rPr>
+              <w:t xml:space="preserve">EXPLAIN YOUR REASONING</w:t>
+            </w:r>
+          </w:p>
+        </w:tc>
+      </w:tr>
+      <w:tr>
+        <w:trPr>
+          <w:cantSplit/>
+        </w:trPr>
+        <w:tc>
+          <w:tcPr>
+            <w:tcW w:type="dxa" w:w="2800"/>
+            <w:tcMar>
+              <w:top w:type="dxa" w:w="80"/>
+              <w:left w:type="dxa" w:w="100"/>
+              <w:bottom w:type="dxa" w:w="80"/>
+              <w:right w:type="dxa" w:w="100"/>
+            </w:tcMar>
+            <w:vAlign w:val="top"/>
+          </w:tcPr>
+          <w:p>
+            <w:pPr>
+              <w:spacing w:after="40" w:before="0"/>
+            </w:pPr>
+            <w:r>
+              <w:rPr>
+                <w:b/>
+                <w:bCs/>
+                <w:color w:val="0F2B3C"/>
+                <w:sz w:val="20"/>
+                <w:szCs w:val="20"/>
+              </w:rPr>
+              <w:t xml:space="preserve">2.  A box is 6 long, 2 wide, 4 tall. What is its volume? (cubic units)</w:t>
+            </w:r>
+          </w:p>
+        </w:tc>
+        <w:tc>
+          <w:tcPr>
+            <w:tcW w:type="dxa" w:w="3560"/>
+            <w:tcMar>
+              <w:top w:type="dxa" w:w="80"/>
+              <w:left w:type="dxa" w:w="100"/>
+              <w:bottom w:type="dxa" w:w="80"/>
+              <w:right w:type="dxa" w:w="100"/>
+            </w:tcMar>
+            <w:vAlign w:val="top"/>
+          </w:tcPr>
+          <w:p>
+            <w:pPr>
+              <w:spacing w:after="50" w:before="0"/>
+            </w:pPr>
+            <w:r>
+              <w:rPr>
+                <w:color w:val="BBBBBB"/>
+                <w:sz w:val="18"/>
+                <w:szCs w:val="18"/>
+              </w:rPr>
+              <w:t xml:space="preserve">____________________________</w:t>
+            </w:r>
+          </w:p>
+          <w:p>
+            <w:pPr>
+              <w:spacing w:after="50" w:before="0"/>
+            </w:pPr>
+            <w:r>
+              <w:rPr>
+                <w:color w:val="BBBBBB"/>
+                <w:sz w:val="18"/>
+                <w:szCs w:val="18"/>
+              </w:rPr>
+              <w:t xml:space="preserve">____________________________</w:t>
+            </w:r>
+          </w:p>
+          <w:p>
+            <w:pPr>
+              <w:spacing w:after="50" w:before="0"/>
+            </w:pPr>
+            <w:r>
+              <w:rPr>
+                <w:color w:val="BBBBBB"/>
+                <w:sz w:val="18"/>
+                <w:szCs w:val="18"/>
+              </w:rPr>
+              <w:t xml:space="preserve">____________________________</w:t>
+            </w:r>
+          </w:p>
+          <w:p>
+            <w:pPr>
+              <w:spacing w:after="50" w:before="0"/>
+            </w:pPr>
+            <w:r>
+              <w:rPr>
+                <w:color w:val="BBBBBB"/>
+                <w:sz w:val="18"/>
+                <w:szCs w:val="18"/>
+              </w:rPr>
+              <w:t xml:space="preserve">____________________________</w:t>
+            </w:r>
+          </w:p>
+        </w:tc>
+        <w:tc>
+          <w:tcPr>
+            <w:tcW w:type="dxa" w:w="3000"/>
+            <w:shd w:fill="FBF3E2" w:color="auto" w:val="clear"/>
+            <w:tcMar>
+              <w:top w:type="dxa" w:w="80"/>
+              <w:left w:type="dxa" w:w="100"/>
+              <w:bottom w:type="dxa" w:w="80"/>
+              <w:right w:type="dxa" w:w="100"/>
+            </w:tcMar>
+            <w:vAlign w:val="top"/>
+          </w:tcPr>
+          <w:p>
+            <w:pPr>
+              <w:spacing w:after="30" w:before="0"/>
+            </w:pPr>
+            <w:r>
+              <w:rPr>
+                <w:b/>
+                <w:bCs/>
+                <w:color w:val="0F2B3C"/>
+                <w:sz w:val="18"/>
+                <w:szCs w:val="18"/>
+              </w:rPr>
+              <w:t xml:space="preserve">Because... ________________</w:t>
+            </w:r>
+          </w:p>
+          <w:p>
+            <w:pPr>
+              <w:spacing w:after="50" w:before="0"/>
+            </w:pPr>
+            <w:r>
+              <w:rPr>
+                <w:color w:val="BBBBBB"/>
+                <w:sz w:val="18"/>
+                <w:szCs w:val="18"/>
+              </w:rPr>
+              <w:t xml:space="preserve">____________________________</w:t>
+            </w:r>
+          </w:p>
+          <w:p>
+            <w:pPr>
+              <w:spacing w:after="30" w:before="40"/>
+            </w:pPr>
+            <w:r>
+              <w:rPr>
+                <w:b/>
+                <w:bCs/>
+                <w:color w:val="1A6FB5"/>
+                <w:sz w:val="18"/>
+                <w:szCs w:val="18"/>
+              </w:rPr>
+              <w:t xml:space="preserve">Although... _______________</w:t>
+            </w:r>
+          </w:p>
+          <w:p>
+            <w:pPr>
+              <w:spacing w:after="50" w:before="0"/>
+            </w:pPr>
+            <w:r>
+              <w:rPr>
+                <w:color w:val="BBBBBB"/>
+                <w:sz w:val="18"/>
+                <w:szCs w:val="18"/>
+              </w:rPr>
+              <w:t xml:space="preserve">____________________________</w:t>
+            </w:r>
+          </w:p>
+          <w:p>
+            <w:pPr>
+              <w:spacing w:after="30" w:before="40"/>
+            </w:pPr>
+            <w:r>
+              <w:rPr>
+                <w:b/>
+                <w:bCs/>
+                <w:color w:val="7A5400"/>
+                <w:sz w:val="18"/>
+                <w:szCs w:val="18"/>
+              </w:rPr>
+              <w:t xml:space="preserve">Therefore... ______________</w:t>
+            </w:r>
+          </w:p>
+          <w:p>
+            <w:pPr>
+              <w:spacing w:after="50" w:before="0"/>
+            </w:pPr>
+            <w:r>
+              <w:rPr>
+                <w:color w:val="BBBBBB"/>
+                <w:sz w:val="18"/>
+                <w:szCs w:val="18"/>
+              </w:rPr>
+              <w:t xml:space="preserve">____________________________</w:t>
+            </w:r>
+          </w:p>
+        </w:tc>
+      </w:tr>
+    </w:tbl>
     <w:p>
       <w:pPr>
-        <w:spacing w:after="80" w:before="0"/>
-      </w:pPr>
-      <w:r>
-        <w:rPr>
-          <w:color w:val="BBBBBB"/>
-        </w:rPr>
-        <w:t xml:space="preserve">____________________________________________________</w:t>
-      </w:r>
-    </w:p>
-    <w:p>
-      <w:pPr>
-        <w:spacing w:after="40" w:before="0"/>
-      </w:pPr>
-      <w:r>
-        <w:rPr>
-          <w:sz w:val="22"/>
-          <w:szCs w:val="22"/>
-        </w:rPr>
-        <w:t xml:space="preserve">2.  A box is 6 long, 2 wide, 4 tall. What is its volume? (cubic units)</w:t>
-      </w:r>
-    </w:p>
-    <w:p>
-      <w:pPr>
-        <w:spacing w:after="80" w:before="0"/>
-      </w:pPr>
-      <w:r>
-        <w:rPr>
-          <w:color w:val="BBBBBB"/>
-        </w:rPr>
-        <w:t xml:space="preserve">____________________________________________________</w:t>
+        <w:spacing w:after="60" w:before="0"/>
+      </w:pPr>
+      <w:r>
+        <w:t xml:space="preserve"/>
       </w:r>
     </w:p>
     <w:p>
@@ -456,6 +4110,141 @@
         <w:t xml:space="preserve">____________________________________________________</w:t>
       </w:r>
     </w:p>
+    <w:tbl>
+      <w:tblPr>
+        <w:tblW w:type="dxa" w:w="9360"/>
+        <w:tblBorders>
+          <w:top w:val="single" w:color="C7D2DD" w:sz="6"/>
+          <w:left w:val="single" w:color="C7D2DD" w:sz="6"/>
+          <w:bottom w:val="single" w:color="C7D2DD" w:sz="6"/>
+          <w:right w:val="single" w:color="C7D2DD" w:sz="6"/>
+          <w:insideH w:val="single" w:color="C7D2DD" w:sz="6"/>
+          <w:insideV w:val="single" w:color="C7D2DD" w:sz="6"/>
+        </w:tblBorders>
+      </w:tblPr>
+      <w:tblGrid>
+        <w:gridCol w:w="3120"/>
+        <w:gridCol w:w="3120"/>
+        <w:gridCol w:w="3120"/>
+      </w:tblGrid>
+      <w:tr>
+        <w:trPr>
+          <w:cantSplit/>
+          <w:tblHeader/>
+        </w:trPr>
+        <w:tc>
+          <w:tcPr>
+            <w:tcW w:type="dxa" w:w="9360"/>
+            <w:gridSpan w:val="3"/>
+            <w:shd w:fill="EEF4F8" w:color="auto" w:val="clear"/>
+            <w:tcMar>
+              <w:top w:type="dxa" w:w="60"/>
+              <w:left w:type="dxa" w:w="100"/>
+              <w:bottom w:type="dxa" w:w="60"/>
+              <w:right w:type="dxa" w:w="100"/>
+            </w:tcMar>
+          </w:tcPr>
+          <w:p>
+            <w:pPr>
+              <w:spacing w:after="0" w:before="0"/>
+            </w:pPr>
+            <w:r>
+              <w:rPr>
+                <w:b/>
+                <w:bCs/>
+                <w:color w:val="0F2B3C"/>
+                <w:sz w:val="18"/>
+                <w:szCs w:val="18"/>
+              </w:rPr>
+              <w:t xml:space="preserve">EXIT CHECK · 3-POINT SELF-ASSESSMENT CHECKLIST</w:t>
+            </w:r>
+          </w:p>
+        </w:tc>
+      </w:tr>
+      <w:tr>
+        <w:trPr>
+          <w:cantSplit/>
+        </w:trPr>
+        <w:tc>
+          <w:tcPr>
+            <w:tcW w:type="dxa" w:w="3120"/>
+            <w:tcMar>
+              <w:top w:type="dxa" w:w="80"/>
+              <w:left w:type="dxa" w:w="100"/>
+              <w:bottom w:type="dxa" w:w="80"/>
+              <w:right w:type="dxa" w:w="100"/>
+            </w:tcMar>
+          </w:tcPr>
+          <w:p>
+            <w:pPr>
+              <w:spacing w:after="0" w:before="0"/>
+            </w:pPr>
+            <w:r>
+              <w:rPr>
+                <w:b/>
+                <w:bCs/>
+                <w:color w:val="0F2B3C"/>
+                <w:sz w:val="18"/>
+                <w:szCs w:val="18"/>
+              </w:rPr>
+              <w:t xml:space="preserve">☐ 1. Units &amp; Labels Verified</w:t>
+            </w:r>
+          </w:p>
+        </w:tc>
+        <w:tc>
+          <w:tcPr>
+            <w:tcW w:type="dxa" w:w="3120"/>
+            <w:tcMar>
+              <w:top w:type="dxa" w:w="80"/>
+              <w:left w:type="dxa" w:w="100"/>
+              <w:bottom w:type="dxa" w:w="80"/>
+              <w:right w:type="dxa" w:w="100"/>
+            </w:tcMar>
+          </w:tcPr>
+          <w:p>
+            <w:pPr>
+              <w:spacing w:after="0" w:before="0"/>
+            </w:pPr>
+            <w:r>
+              <w:rPr>
+                <w:b/>
+                <w:bCs/>
+                <w:color w:val="0F2B3C"/>
+                <w:sz w:val="18"/>
+                <w:szCs w:val="18"/>
+              </w:rPr>
+              <w:t xml:space="preserve">☐ 2. Reasoning Stated (Because / Although / Therefore)</w:t>
+            </w:r>
+          </w:p>
+        </w:tc>
+        <w:tc>
+          <w:tcPr>
+            <w:tcW w:type="dxa" w:w="3120"/>
+            <w:tcMar>
+              <w:top w:type="dxa" w:w="80"/>
+              <w:left w:type="dxa" w:w="100"/>
+              <w:bottom w:type="dxa" w:w="80"/>
+              <w:right w:type="dxa" w:w="100"/>
+            </w:tcMar>
+          </w:tcPr>
+          <w:p>
+            <w:pPr>
+              <w:spacing w:after="0" w:before="0"/>
+            </w:pPr>
+            <w:r>
+              <w:rPr>
+                <w:b/>
+                <w:bCs/>
+                <w:color w:val="0F2B3C"/>
+                <w:sz w:val="18"/>
+                <w:szCs w:val="18"/>
+              </w:rPr>
+              <w:t xml:space="preserve">☐ 3. Calculations Double-Checked</w:t>
+            </w:r>
+          </w:p>
+        </w:tc>
+      </w:tr>
+    </w:tbl>
     <w:p>
       <w:pPr>
         <w:spacing w:after="60" w:before="120"/>
